--- a/export/ch03_draft_v5.docx
+++ b/export/ch03_draft_v5.docx
@@ -87,9 +87,9 @@
       </w:r>
       <w:r>
         <w:rPr>
-          <w:vertAlign w:val="superscript"/>
-        </w:rPr>
-        <w:t>[web_01]</w:t>
+          <w:rStyle w:val="footnote reference"/>
+        </w:rPr>
+        <w:footnoteReference w:id="12"/>
       </w:r>
     </w:p>
     <w:p>
@@ -159,9 +159,9 @@
       </w:r>
       <w:r>
         <w:rPr>
-          <w:vertAlign w:val="superscript"/>
-        </w:rPr>
-        <w:t>[web_02]</w:t>
+          <w:rStyle w:val="footnote reference"/>
+        </w:rPr>
+        <w:footnoteReference w:id="13"/>
       </w:r>
       <w:r>
         <w:t xml:space="preserve"> 실패가 발생할 수 있는 표면적(surface area)이 모델 바깥에 압도적으로 많다는 의미다.</w:t>
@@ -184,7 +184,16 @@
     <w:p>
       <w:pPr/>
       <w:r>
-        <w:t>이 해부가 중요한 이유는, "모델 탓"이라는 귀인이 단순히 틀린 것이 아니라 *자연스럽게 느껴지는* 데 이유가 있기 때문이다. 가시성 비대칭, AI 의인화 경향, 평가 기준의 부재—이 세 가지 구조적 원인이 맞물리면 모델 교체는 가장 합리적인 선택처럼 보인다. 독자가 "왜 그 귀인이 틀린가"를 이해하기 전에 "왜 그 귀인이 자연스럽게 느껴지는가"를 먼저 이해해야 하는 이유가 여기에 있다. 그 이해 위에서야 비로소 다음 단계로 넘어갈 수 있다.</w:t>
+        <w:t xml:space="preserve">이 해부가 중요한 이유는, "모델 탓"이라는 귀인이 단순히 틀린 것이 아니라 </w:t>
+      </w:r>
+      <w:r>
+        <w:rPr>
+          <w:i/>
+        </w:rPr>
+        <w:t>자연스럽게 느껴지는</w:t>
+      </w:r>
+      <w:r>
+        <w:t xml:space="preserve"> 데 이유가 있기 때문이다. 가시성 비대칭, AI 의인화 경향, 평가 기준의 부재—이 세 가지 구조적 원인이 맞물리면 모델 교체는 가장 합리적인 선택처럼 보인다. 독자가 "왜 그 귀인이 틀린가"를 이해하기 전에 "왜 그 귀인이 자연스럽게 느껴지는가"를 먼저 이해해야 하는 이유가 여기에 있다. 그 이해 위에서야 비로소 다음 단계로 넘어갈 수 있다.</w:t>
       </w:r>
     </w:p>
     <w:p>
@@ -314,9 +323,9 @@
       </w:r>
       <w:r>
         <w:rPr>
-          <w:vertAlign w:val="superscript"/>
-        </w:rPr>
-        <w:t>[web_07]</w:t>
+          <w:rStyle w:val="footnote reference"/>
+        </w:rPr>
+        <w:footnoteReference w:id="14"/>
       </w:r>
       <w:r>
         <w:t xml:space="preserve"> 더 좋은 부품을 쓰면 더 좋은 결과가 나와야 한다는 논리는 많은 엔지니어가 처음 직면하는 직관이다. 전통적 소프트웨어에서는 실제로 그 직관이 유효한 경우가 많다. 그러나 AI 시스템은 그 직관이 예상대로 작동하지 않는 방식으로 구성되어 있다.</w:t>
@@ -329,18 +338,18 @@
       </w:r>
       <w:r>
         <w:rPr>
-          <w:vertAlign w:val="superscript"/>
-        </w:rPr>
-        <w:t>[web_01]</w:t>
+          <w:rStyle w:val="footnote reference"/>
+        </w:rPr>
+        <w:footnoteReference w:id="15"/>
       </w:r>
       <w:r>
         <w:t xml:space="preserve"> McKinsey의 조사에서도 비슷한 결과가 나타난다. AI를 도입한 조직 중 기대했던 비즈니스 가치를 실현한 비율은 절반에 미치지 못하며, 채택과 가치 실현 사이의 격차(adoption-value gap)는 기술의 문제라기보다 시스템 설계와 운영 역량의 문제로 분석된다.</w:t>
       </w:r>
       <w:r>
         <w:rPr>
-          <w:vertAlign w:val="superscript"/>
-        </w:rPr>
-        <w:t>[web_16]</w:t>
+          <w:rStyle w:val="footnote reference"/>
+        </w:rPr>
+        <w:footnoteReference w:id="16"/>
       </w:r>
     </w:p>
     <w:p>
@@ -378,9 +387,9 @@
       </w:r>
       <w:r>
         <w:rPr>
-          <w:vertAlign w:val="superscript"/>
-        </w:rPr>
-        <w:t>[web_02]</w:t>
+          <w:rStyle w:val="footnote reference"/>
+        </w:rPr>
+        <w:footnoteReference w:id="17"/>
       </w:r>
       <w:r>
         <w:t xml:space="preserve"> 나머지 95%는 데이터 수집·전처리, 특성 추출, 서빙 인프라, 모니터링, 피드백 루프 등 모델을 둘러싼 구조로 채워진다. 이 수치는 과장이 아니다. 모델이 시스템에서 차지하는 실제 위치를 정확히 표현한 것이다.</w:t>
@@ -484,6 +493,7 @@
       <w:pPr>
         <w:pStyle w:val="a5"/>
       </w:pPr>
+      <w:r/>
     </w:p>
     <w:p>
       <w:pPr>
@@ -536,18 +546,18 @@
       </w:r>
       <w:r>
         <w:rPr>
-          <w:vertAlign w:val="superscript"/>
-        </w:rPr>
-        <w:t>[web_03]</w:t>
+          <w:rStyle w:val="footnote reference"/>
+        </w:rPr>
+        <w:footnoteReference w:id="18"/>
       </w:r>
       <w:r>
         <w:t xml:space="preserve"> Vinay(2025)는 LLM 특화 실패 모드 15가지를 분석하면서, 출력 처리 단계의 실패가 모델 자체의 실패로 오인되는 경우가 상당수라고 지적한다.</w:t>
       </w:r>
       <w:r>
         <w:rPr>
-          <w:vertAlign w:val="superscript"/>
-        </w:rPr>
-        <w:t>[web_03]</w:t>
+          <w:rStyle w:val="footnote reference"/>
+        </w:rPr>
+        <w:footnoteReference w:id="19"/>
       </w:r>
     </w:p>
     <w:p>
@@ -563,18 +573,18 @@
       </w:r>
       <w:r>
         <w:rPr>
-          <w:vertAlign w:val="superscript"/>
-        </w:rPr>
-        <w:t>[web_10]</w:t>
+          <w:rStyle w:val="footnote reference"/>
+        </w:rPr>
+        <w:footnoteReference w:id="20"/>
       </w:r>
       <w:r>
         <w:t xml:space="preserve"> Ma(2025)의 분석에 따르면 멀티 에이전트 시스템에서 오케스트레이션 계층의 실패는 개별 모델의 출력이 정상임에도 전체 결과가 비정상으로 보이는 증상을 만들어낸다.</w:t>
       </w:r>
       <w:r>
         <w:rPr>
-          <w:vertAlign w:val="superscript"/>
-        </w:rPr>
-        <w:t>[web_10]</w:t>
+          <w:rStyle w:val="footnote reference"/>
+        </w:rPr>
+        <w:footnoteReference w:id="21"/>
       </w:r>
     </w:p>
     <w:p>
@@ -590,18 +600,18 @@
       </w:r>
       <w:r>
         <w:rPr>
-          <w:vertAlign w:val="superscript"/>
-        </w:rPr>
-        <w:t>[web_05]</w:t>
+          <w:rStyle w:val="footnote reference"/>
+        </w:rPr>
+        <w:footnoteReference w:id="22"/>
       </w:r>
       <w:r>
         <w:t xml:space="preserve"> Sculley 등이 지적한 숨겨진 피드백 루프(hidden feedback loop, 시스템의 출력이 다시 입력 데이터에 영향을 미치는 순환 구조)와 경계 침식(boundary erosion, 컴포넌트 간 책임 경계가 불분명해지는 현상)도 이 지점에서 주로 나타난다.</w:t>
       </w:r>
       <w:r>
         <w:rPr>
-          <w:vertAlign w:val="superscript"/>
-        </w:rPr>
-        <w:t>[web_02]</w:t>
+          <w:rStyle w:val="footnote reference"/>
+        </w:rPr>
+        <w:footnoteReference w:id="23"/>
       </w:r>
     </w:p>
     <w:p>
@@ -726,9 +736,9 @@
       </w:r>
       <w:r>
         <w:rPr>
-          <w:vertAlign w:val="superscript"/>
-        </w:rPr>
-        <w:t>[web_02]</w:t>
+          <w:rStyle w:val="footnote reference"/>
+        </w:rPr>
+        <w:footnoteReference w:id="24"/>
       </w:r>
       <w:r>
         <w:t xml:space="preserve"> 나머지 95%는 대부분 비가시적 경로에 해당한다. 그러나 팀이 문제를 진단할 때 자연스럽게 시선을 고정하는 것은 그 5%다. 이것이 가시성 비대칭(visibility asymmetry)이다. 실패 지점의 분포와 진단의 방향이 정반대로 향한다.</w:t>
@@ -765,9 +775,9 @@
       </w:r>
       <w:r>
         <w:rPr>
-          <w:vertAlign w:val="superscript"/>
-        </w:rPr>
-        <w:t>[web_12]</w:t>
+          <w:rStyle w:val="footnote reference"/>
+        </w:rPr>
+        <w:footnoteReference w:id="25"/>
       </w:r>
     </w:p>
     <w:p>
@@ -777,9 +787,9 @@
       </w:r>
       <w:r>
         <w:rPr>
-          <w:vertAlign w:val="superscript"/>
-        </w:rPr>
-        <w:t>[web_15]</w:t>
+          <w:rStyle w:val="footnote reference"/>
+        </w:rPr>
+        <w:footnoteReference w:id="26"/>
       </w:r>
     </w:p>
     <w:p>
@@ -797,9 +807,9 @@
       </w:r>
       <w:r>
         <w:rPr>
-          <w:vertAlign w:val="superscript"/>
-        </w:rPr>
-        <w:t>[web_01]</w:t>
+          <w:rStyle w:val="footnote reference"/>
+        </w:rPr>
+        <w:footnoteReference w:id="27"/>
       </w:r>
       <w:r>
         <w:t xml:space="preserve"> 그러나 사후 분석에서 팀이 기록하는 실패 원인은 여전히 모델 관련 항목이 높은 비중을 차지한다. 통계적 실패 원인과 귀인된 실패 원인 사이의 이 격차가 귀인 편향(attribution bias)이 작동하고 있음을 시사한다.</w:t>
@@ -812,9 +822,9 @@
       </w:r>
       <w:r>
         <w:rPr>
-          <w:vertAlign w:val="superscript"/>
-        </w:rPr>
-        <w:t>[web_13]</w:t>
+          <w:rStyle w:val="footnote reference"/>
+        </w:rPr>
+        <w:footnoteReference w:id="28"/>
       </w:r>
       <w:r>
         <w:t xml:space="preserve"> 이후 블랙박스 기록 분석 기술이 발전하면서, 그 사고들 중 다수가 실제로는 조종석 설계 결함, 관제 시스템의 정보 전달 오류, 절차 매뉴얼의 모호성 등 시스템 차원의 문제에서 비롯된 것으로 재진단되었다. 조종사는 가장 가시적인 행위자였고, 그렇기에 가장 먼저 탓을 받았다.</w:t>
@@ -1015,9 +1025,9 @@
       </w:r>
       <w:r>
         <w:rPr>
-          <w:vertAlign w:val="superscript"/>
-        </w:rPr>
-        <w:t>[web_06]</w:t>
+          <w:rStyle w:val="footnote reference"/>
+        </w:rPr>
+        <w:footnoteReference w:id="29"/>
       </w:r>
       <w:r>
         <w:t xml:space="preserve"> 같은 모델도 어떤 시스템 안에 놓이느냐에 따라 안정적으로 동작하기도 하고 반복적으로 실패하기도 한다.</w:t>
@@ -1030,9 +1040,9 @@
       </w:r>
       <w:r>
         <w:rPr>
-          <w:vertAlign w:val="superscript"/>
-        </w:rPr>
-        <w:t>[web_11]</w:t>
+          <w:rStyle w:val="footnote reference"/>
+        </w:rPr>
+        <w:footnoteReference w:id="30"/>
       </w:r>
       <w:r>
         <w:t xml:space="preserve"> 이 두 속성은 컴포넌트 단위의 테스트로는 충분히 포착되지 않으며, 시스템 전체의 구조를 통해서만 제어할 수 있다.</w:t>
@@ -1051,7 +1061,16 @@
         <w:pStyle w:val="afd"/>
       </w:pPr>
       <w:r>
-        <w:t>He(2025)는 비결정성을 모델의 결함이 아니라 시스템이 처리해야 할 속성으로 재프레이밍한다.[^web_09] 비결정성이 있다는 사실을 인정하고, 그것을 어느 수준에서 허용하며 어떤 방식으로 제어할 것인지를 설계 단계에서 결정하는 것—이것이 시스템 관점의 출발점이다. 1장에서 확립된 비결정성의 언어가 여기서 다시 설계 원칙으로 연결된다.</w:t>
+        <w:t>He(2025)는 비결정성을 모델의 결함이 아니라 시스템이 처리해야 할 속성으로 재프레이밍한다.</w:t>
+      </w:r>
+      <w:r>
+        <w:rPr>
+          <w:rStyle w:val="footnote reference"/>
+        </w:rPr>
+        <w:footnoteReference w:id="31"/>
+      </w:r>
+      <w:r>
+        <w:t xml:space="preserve"> 비결정성이 있다는 사실을 인정하고, 그것을 어느 수준에서 허용하며 어떤 방식으로 제어할 것인지를 설계 단계에서 결정하는 것—이것이 시스템 관점의 출발점이다. 1장에서 확립된 비결정성의 언어가 여기서 다시 설계 원칙으로 연결된다.</w:t>
       </w:r>
     </w:p>
     <w:p>
@@ -1069,9 +1088,9 @@
       </w:r>
       <w:r>
         <w:rPr>
-          <w:vertAlign w:val="superscript"/>
-        </w:rPr>
-        <w:t>[web_06]</w:t>
+          <w:rStyle w:val="footnote reference"/>
+        </w:rPr>
+        <w:footnoteReference w:id="32"/>
       </w:r>
       <w:r>
         <w:t xml:space="preserve"> 실패 모드를 먼저 열거하고, 그 영향을 추적하고, 대응 경로를 설계하는 순서다.</w:t>
@@ -1084,9 +1103,9 @@
       </w:r>
       <w:r>
         <w:rPr>
-          <w:vertAlign w:val="superscript"/>
-        </w:rPr>
-        <w:t>[web_14]</w:t>
+          <w:rStyle w:val="footnote reference"/>
+        </w:rPr>
+        <w:footnoteReference w:id="33"/>
       </w:r>
       <w:r>
         <w:t xml:space="preserve"> 장애가 발생했을 때 "누가 실수했는가"가 아니라 "어떤 구조가 이 실수를 가능하게 했는가"를 묻는 이 방식은, 귀인의 대상을 개인에서 시스템으로 이동시킨다. AI 시스템 설계에서도 같은 이동이 필요하다. "모델이 왜 이런 출력을 냈는가"보다 "어떤 시스템 구조가 이 출력이 문제로 이어지도록 만들었는가"를 먼저 묻는 것이다.</w:t>
@@ -1287,9 +1306,9 @@
       </w:r>
       <w:r>
         <w:rPr>
-          <w:vertAlign w:val="superscript"/>
-        </w:rPr>
-        <w:t>[web_04]</w:t>
+          <w:rStyle w:val="footnote reference"/>
+        </w:rPr>
+        <w:footnoteReference w:id="34"/>
       </w:r>
       <w:r>
         <w:t xml:space="preserve"> 규모가 아니라 관점이 달라지는 것이다.</w:t>
@@ -1358,7 +1377,13 @@
         <w:pStyle w:val="a8"/>
       </w:pPr>
       <w:r>
-        <w:t>**1장: 데모는 되는데 운영은 왜 안 되는가** → 하네스(Harness)가 없다: 실행과 평가를 감싸는 구조의 부재. 입력 통제·출력 평가·실패 처리가 없으면 비결정성(nondeterminism)은 운영 환경에서 통제되지 않는다.</w:t>
+        <w:rPr>
+          <w:b/>
+        </w:rPr>
+        <w:t>1장: 데모는 되는데 운영은 왜 안 되는가</w:t>
+      </w:r>
+      <w:r>
+        <w:t xml:space="preserve"> → 하네스(Harness)가 없다: 실행과 평가를 감싸는 구조의 부재. 입력 통제·출력 평가·실패 처리가 없으면 비결정성(nondeterminism)은 운영 환경에서 통제되지 않는다.</w:t>
       </w:r>
     </w:p>
     <w:p>
@@ -1366,7 +1391,22 @@
         <w:pStyle w:val="a8"/>
       </w:pPr>
       <w:r>
-        <w:t>**2장: 테스트를 해도 왜 품질이 보장되지 않는가** → TDD의 `assert_equal`이 비결정성 앞에서 무력화된다. → EDD(평가 주도 개발, Evaluation-Driven Development): 평가자와 하네스를 먼저 설계한다.</w:t>
+        <w:rPr>
+          <w:b/>
+        </w:rPr>
+        <w:t>2장: 테스트를 해도 왜 품질이 보장되지 않는가</w:t>
+      </w:r>
+      <w:r>
+        <w:t xml:space="preserve"> → TDD의 </w:t>
+      </w:r>
+      <w:r>
+        <w:rPr>
+          <w:rStyle w:val="ab"/>
+        </w:rPr>
+        <w:t>assert_equal</w:t>
+      </w:r>
+      <w:r>
+        <w:t>이 비결정성 앞에서 무력화된다. → EDD(평가 주도 개발, Evaluation-Driven Development): 평가자와 하네스를 먼저 설계한다.</w:t>
       </w:r>
     </w:p>
     <w:p>
@@ -1374,7 +1414,13 @@
         <w:pStyle w:val="a8"/>
       </w:pPr>
       <w:r>
-        <w:t>**3장: 모델을 바꿔도 왜 같은 자리에서 실패하는가** → 실패는 시스템 전체에 분산되어 있다. → 시스템 관점: 모델이 아니라 구조를 설계 단위로 본다.</w:t>
+        <w:rPr>
+          <w:b/>
+        </w:rPr>
+        <w:t>3장: 모델을 바꿔도 왜 같은 자리에서 실패하는가</w:t>
+      </w:r>
+      <w:r>
+        <w:t xml:space="preserve"> → 실패는 시스템 전체에 분산되어 있다. → 시스템 관점: 모델이 아니라 구조를 설계 단위로 본다.</w:t>
       </w:r>
     </w:p>
     <w:p>
@@ -1392,9 +1438,9 @@
       </w:r>
       <w:r>
         <w:rPr>
-          <w:vertAlign w:val="superscript"/>
-        </w:rPr>
-        <w:t>[web_04]</w:t>
+          <w:rStyle w:val="footnote reference"/>
+        </w:rPr>
+        <w:footnoteReference w:id="35"/>
       </w:r>
     </w:p>
     <w:p>
@@ -1404,9 +1450,9 @@
       </w:r>
       <w:r>
         <w:rPr>
-          <w:vertAlign w:val="superscript"/>
-        </w:rPr>
-        <w:t>[web_08]</w:t>
+          <w:rStyle w:val="footnote reference"/>
+        </w:rPr>
+        <w:footnoteReference w:id="36"/>
       </w:r>
       <w:r>
         <w:t xml:space="preserve"> 이 수치는 1장에서 도입된 비결정성의 언어가 추상적 개념이 아니라 실측 가능한 시스템 속성임을 확인시켜 준다. 그리고 그 속성을 어떻게 처리할 것인지—하네스로 감쌀 것인지, 평가 기준을 먼저 정의할 것인지, 시스템 구조로 제어할 것인지—가 설계 결정의 실질적 내용이다.</w:t>
@@ -2779,6 +2825,481 @@
       </w:r>
       <w:r>
         <w:t>. 2024. </w:t>
+      </w:r>
+    </w:p>
+  </w:footnote>
+  <w:footnote w:id="12">
+    <w:p>
+      <w:pPr>
+        <w:pStyle w:val="footnote text"/>
+      </w:pPr>
+      <w:r>
+        <w:rPr>
+          <w:rStyle w:val="footnote reference"/>
+        </w:rPr>
+        <w:footnoteRef/>
+      </w:r>
+      <w:r>
+        <w:t xml:space="preserve"> </w:t>
+      </w:r>
+      <w:r>
+        <w:t xml:space="preserve">RAND Corporation (2024). AI 도입 분석 보고서.</w:t>
+      </w:r>
+    </w:p>
+  </w:footnote>
+  <w:footnote w:id="13">
+    <w:p>
+      <w:pPr>
+        <w:pStyle w:val="footnote text"/>
+      </w:pPr>
+      <w:r>
+        <w:rPr>
+          <w:rStyle w:val="footnote reference"/>
+        </w:rPr>
+        <w:footnoteRef/>
+      </w:r>
+      <w:r>
+        <w:t xml:space="preserve"> </w:t>
+      </w:r>
+      <w:r>
+        <w:t xml:space="preserve">Sculley, D. et al. (2015). Hidden Technical Debt in Machine Learning Systems. *NeurIPS 2015*.</w:t>
+      </w:r>
+    </w:p>
+  </w:footnote>
+  <w:footnote w:id="14">
+    <w:p>
+      <w:pPr>
+        <w:pStyle w:val="footnote text"/>
+      </w:pPr>
+      <w:r>
+        <w:rPr>
+          <w:rStyle w:val="footnote reference"/>
+        </w:rPr>
+        <w:footnoteRef/>
+      </w:r>
+      <w:r>
+        <w:t xml:space="preserve"> </w:t>
+      </w:r>
+      <w:r>
+        <w:t xml:space="preserve">Huyen, C. (2022). *Designing Machine Learning Systems*. O'Reilly Media.</w:t>
+      </w:r>
+    </w:p>
+  </w:footnote>
+  <w:footnote w:id="15">
+    <w:p>
+      <w:pPr>
+        <w:pStyle w:val="footnote text"/>
+      </w:pPr>
+      <w:r>
+        <w:rPr>
+          <w:rStyle w:val="footnote reference"/>
+        </w:rPr>
+        <w:footnoteRef/>
+      </w:r>
+      <w:r>
+        <w:t xml:space="preserve"> </w:t>
+      </w:r>
+      <w:r>
+        <w:t xml:space="preserve">RAND Corporation (2024). AI 도입 분석 보고서.</w:t>
+      </w:r>
+    </w:p>
+  </w:footnote>
+  <w:footnote w:id="16">
+    <w:p>
+      <w:pPr>
+        <w:pStyle w:val="footnote text"/>
+      </w:pPr>
+      <w:r>
+        <w:rPr>
+          <w:rStyle w:val="footnote reference"/>
+        </w:rPr>
+        <w:footnoteRef/>
+      </w:r>
+      <w:r>
+        <w:t xml:space="preserve"> </w:t>
+      </w:r>
+      <w:r>
+        <w:t xml:space="preserve">McKinsey &amp; Company. AI 채택-가치 격차(adoption-value gap) 조사 보고서.</w:t>
+      </w:r>
+    </w:p>
+  </w:footnote>
+  <w:footnote w:id="17">
+    <w:p>
+      <w:pPr>
+        <w:pStyle w:val="footnote text"/>
+      </w:pPr>
+      <w:r>
+        <w:rPr>
+          <w:rStyle w:val="footnote reference"/>
+        </w:rPr>
+        <w:footnoteRef/>
+      </w:r>
+      <w:r>
+        <w:t xml:space="preserve"> </w:t>
+      </w:r>
+      <w:r>
+        <w:t xml:space="preserve">Sculley, D. et al. (2015). Hidden Technical Debt in Machine Learning Systems. *NeurIPS 2015*.</w:t>
+      </w:r>
+    </w:p>
+  </w:footnote>
+  <w:footnote w:id="18">
+    <w:p>
+      <w:pPr>
+        <w:pStyle w:val="footnote text"/>
+      </w:pPr>
+      <w:r>
+        <w:rPr>
+          <w:rStyle w:val="footnote reference"/>
+        </w:rPr>
+        <w:footnoteRef/>
+      </w:r>
+      <w:r>
+        <w:t xml:space="preserve"> </w:t>
+      </w:r>
+      <w:r>
+        <w:t xml:space="preserve">Vinay, A. (2025). LLM failure modes analysis.</w:t>
+      </w:r>
+    </w:p>
+  </w:footnote>
+  <w:footnote w:id="19">
+    <w:p>
+      <w:pPr>
+        <w:pStyle w:val="footnote text"/>
+      </w:pPr>
+      <w:r>
+        <w:rPr>
+          <w:rStyle w:val="footnote reference"/>
+        </w:rPr>
+        <w:footnoteRef/>
+      </w:r>
+      <w:r>
+        <w:t xml:space="preserve"> </w:t>
+      </w:r>
+      <w:r>
+        <w:t xml:space="preserve">Vinay, A. (2025). LLM failure modes analysis.</w:t>
+      </w:r>
+    </w:p>
+  </w:footnote>
+  <w:footnote w:id="20">
+    <w:p>
+      <w:pPr>
+        <w:pStyle w:val="footnote text"/>
+      </w:pPr>
+      <w:r>
+        <w:rPr>
+          <w:rStyle w:val="footnote reference"/>
+        </w:rPr>
+        <w:footnoteRef/>
+      </w:r>
+      <w:r>
+        <w:t xml:space="preserve"> </w:t>
+      </w:r>
+      <w:r>
+        <w:t xml:space="preserve">Ma, Y. (2025). Orchestration and runtime failure patterns in multi-agent systems.</w:t>
+      </w:r>
+    </w:p>
+  </w:footnote>
+  <w:footnote w:id="21">
+    <w:p>
+      <w:pPr>
+        <w:pStyle w:val="footnote text"/>
+      </w:pPr>
+      <w:r>
+        <w:rPr>
+          <w:rStyle w:val="footnote reference"/>
+        </w:rPr>
+        <w:footnoteRef/>
+      </w:r>
+      <w:r>
+        <w:t xml:space="preserve"> </w:t>
+      </w:r>
+      <w:r>
+        <w:t xml:space="preserve">Ma, Y. (2025). Orchestration and runtime failure patterns in multi-agent systems.</w:t>
+      </w:r>
+    </w:p>
+  </w:footnote>
+  <w:footnote w:id="22">
+    <w:p>
+      <w:pPr>
+        <w:pStyle w:val="footnote text"/>
+      </w:pPr>
+      <w:r>
+        <w:rPr>
+          <w:rStyle w:val="footnote reference"/>
+        </w:rPr>
+        <w:footnoteRef/>
+      </w:r>
+      <w:r>
+        <w:t xml:space="preserve"> </w:t>
+      </w:r>
+      <w:r>
+        <w:t xml:space="preserve">Paleyes, A. et al. (2022). Challenges in deploying machine learning: a survey of case studies. *ACM Computing Surveys*.</w:t>
+      </w:r>
+    </w:p>
+  </w:footnote>
+  <w:footnote w:id="23">
+    <w:p>
+      <w:pPr>
+        <w:pStyle w:val="footnote text"/>
+      </w:pPr>
+      <w:r>
+        <w:rPr>
+          <w:rStyle w:val="footnote reference"/>
+        </w:rPr>
+        <w:footnoteRef/>
+      </w:r>
+      <w:r>
+        <w:t xml:space="preserve"> </w:t>
+      </w:r>
+      <w:r>
+        <w:t xml:space="preserve">Sculley, D. et al. (2015). Hidden Technical Debt in Machine Learning Systems. *NeurIPS 2015*.</w:t>
+      </w:r>
+    </w:p>
+  </w:footnote>
+  <w:footnote w:id="24">
+    <w:p>
+      <w:pPr>
+        <w:pStyle w:val="footnote text"/>
+      </w:pPr>
+      <w:r>
+        <w:rPr>
+          <w:rStyle w:val="footnote reference"/>
+        </w:rPr>
+        <w:footnoteRef/>
+      </w:r>
+      <w:r>
+        <w:t xml:space="preserve"> </w:t>
+      </w:r>
+      <w:r>
+        <w:t xml:space="preserve">Sculley, D. et al. (2015). Hidden Technical Debt in Machine Learning Systems. *NeurIPS 2015*.</w:t>
+      </w:r>
+    </w:p>
+  </w:footnote>
+  <w:footnote w:id="25">
+    <w:p>
+      <w:pPr>
+        <w:pStyle w:val="footnote text"/>
+      </w:pPr>
+      <w:r>
+        <w:rPr>
+          <w:rStyle w:val="footnote reference"/>
+        </w:rPr>
+        <w:footnoteRef/>
+      </w:r>
+      <w:r>
+        <w:t xml:space="preserve"> </w:t>
+      </w:r>
+      <w:r>
+        <w:t xml:space="preserve">Joo, J. (2024). AI anthropomorphization and attribution error mechanisms.</w:t>
+      </w:r>
+    </w:p>
+  </w:footnote>
+  <w:footnote w:id="26">
+    <w:p>
+      <w:pPr>
+        <w:pStyle w:val="footnote text"/>
+      </w:pPr>
+      <w:r>
+        <w:rPr>
+          <w:rStyle w:val="footnote reference"/>
+        </w:rPr>
+        <w:footnoteRef/>
+      </w:r>
+      <w:r>
+        <w:t xml:space="preserve"> </w:t>
+      </w:r>
+      <w:r>
+        <w:t xml:space="preserve">Tian, R. (2025). Why prompt engineering fails to resolve system-level failures.</w:t>
+      </w:r>
+    </w:p>
+  </w:footnote>
+  <w:footnote w:id="27">
+    <w:p>
+      <w:pPr>
+        <w:pStyle w:val="footnote text"/>
+      </w:pPr>
+      <w:r>
+        <w:rPr>
+          <w:rStyle w:val="footnote reference"/>
+        </w:rPr>
+        <w:footnoteRef/>
+      </w:r>
+      <w:r>
+        <w:t xml:space="preserve"> </w:t>
+      </w:r>
+      <w:r>
+        <w:t xml:space="preserve">RAND Corporation (2024). AI 도입 분석 보고서.</w:t>
+      </w:r>
+    </w:p>
+  </w:footnote>
+  <w:footnote w:id="28">
+    <w:p>
+      <w:pPr>
+        <w:pStyle w:val="footnote text"/>
+      </w:pPr>
+      <w:r>
+        <w:rPr>
+          <w:rStyle w:val="footnote reference"/>
+        </w:rPr>
+        <w:footnoteRef/>
+      </w:r>
+      <w:r>
+        <w:t xml:space="preserve"> </w:t>
+      </w:r>
+      <w:r>
+        <w:t xml:space="preserve">Holden, J. (2009). Aviation accident attribution history: from pilot error to system failure.</w:t>
+      </w:r>
+    </w:p>
+  </w:footnote>
+  <w:footnote w:id="29">
+    <w:p>
+      <w:pPr>
+        <w:pStyle w:val="footnote text"/>
+      </w:pPr>
+      <w:r>
+        <w:rPr>
+          <w:rStyle w:val="footnote reference"/>
+        </w:rPr>
+        <w:footnoteRef/>
+      </w:r>
+      <w:r>
+        <w:t xml:space="preserve"> </w:t>
+      </w:r>
+      <w:r>
+        <w:t xml:space="preserve">Kästner, C. (n.d.). *Software Engineering for AI-Enabled Systems*. CMU Open Access.</w:t>
+      </w:r>
+    </w:p>
+  </w:footnote>
+  <w:footnote w:id="30">
+    <w:p>
+      <w:pPr>
+        <w:pStyle w:val="footnote text"/>
+      </w:pPr>
+      <w:r>
+        <w:rPr>
+          <w:rStyle w:val="footnote reference"/>
+        </w:rPr>
+        <w:footnoteRef/>
+      </w:r>
+      <w:r>
+        <w:t xml:space="preserve"> </w:t>
+      </w:r>
+      <w:r>
+        <w:t xml:space="preserve">Kumar, V. (2019). Why ML system failures differ from traditional software failures.</w:t>
+      </w:r>
+    </w:p>
+  </w:footnote>
+  <w:footnote w:id="31">
+    <w:p>
+      <w:pPr>
+        <w:pStyle w:val="footnote text"/>
+      </w:pPr>
+      <w:r>
+        <w:rPr>
+          <w:rStyle w:val="footnote reference"/>
+        </w:rPr>
+        <w:footnoteRef/>
+      </w:r>
+      <w:r>
+        <w:t xml:space="preserve"> </w:t>
+      </w:r>
+      <w:r>
+        <w:t xml:space="preserve">He, X. (2025). Nondeterminism as a correctable system property.</w:t>
+      </w:r>
+    </w:p>
+  </w:footnote>
+  <w:footnote w:id="32">
+    <w:p>
+      <w:pPr>
+        <w:pStyle w:val="footnote text"/>
+      </w:pPr>
+      <w:r>
+        <w:rPr>
+          <w:rStyle w:val="footnote reference"/>
+        </w:rPr>
+        <w:footnoteRef/>
+      </w:r>
+      <w:r>
+        <w:t xml:space="preserve"> </w:t>
+      </w:r>
+      <w:r>
+        <w:t xml:space="preserve">Kästner, C. (n.d.). *Software Engineering for AI-Enabled Systems*. CMU Open Access.</w:t>
+      </w:r>
+    </w:p>
+  </w:footnote>
+  <w:footnote w:id="33">
+    <w:p>
+      <w:pPr>
+        <w:pStyle w:val="footnote text"/>
+      </w:pPr>
+      <w:r>
+        <w:rPr>
+          <w:rStyle w:val="footnote reference"/>
+        </w:rPr>
+        <w:footnoteRef/>
+      </w:r>
+      <w:r>
+        <w:t xml:space="preserve"> </w:t>
+      </w:r>
+      <w:r>
+        <w:t xml:space="preserve">Google SRE. *Blameless Postmortems and a Just Culture*. Google Site Reliability Engineering.</w:t>
+      </w:r>
+    </w:p>
+  </w:footnote>
+  <w:footnote w:id="34">
+    <w:p>
+      <w:pPr>
+        <w:pStyle w:val="footnote text"/>
+      </w:pPr>
+      <w:r>
+        <w:rPr>
+          <w:rStyle w:val="footnote reference"/>
+        </w:rPr>
+        <w:footnoteRef/>
+      </w:r>
+      <w:r>
+        <w:t xml:space="preserve"> </w:t>
+      </w:r>
+      <w:r>
+        <w:t xml:space="preserve">Cemri, M. et al. (2025). MAST: Structural failure modes in LLM-based systems.</w:t>
+      </w:r>
+    </w:p>
+  </w:footnote>
+  <w:footnote w:id="35">
+    <w:p>
+      <w:pPr>
+        <w:pStyle w:val="footnote text"/>
+      </w:pPr>
+      <w:r>
+        <w:rPr>
+          <w:rStyle w:val="footnote reference"/>
+        </w:rPr>
+        <w:footnoteRef/>
+      </w:r>
+      <w:r>
+        <w:t xml:space="preserve"> </w:t>
+      </w:r>
+      <w:r>
+        <w:t xml:space="preserve">Cemri, M. et al. (2025). MAST: Structural failure modes in LLM-based systems.</w:t>
+      </w:r>
+    </w:p>
+  </w:footnote>
+  <w:footnote w:id="36">
+    <w:p>
+      <w:pPr>
+        <w:pStyle w:val="footnote text"/>
+      </w:pPr>
+      <w:r>
+        <w:rPr>
+          <w:rStyle w:val="footnote reference"/>
+        </w:rPr>
+        <w:footnoteRef/>
+      </w:r>
+      <w:r>
+        <w:t xml:space="preserve"> </w:t>
+      </w:r>
+      <w:r>
+        <w:t xml:space="preserve">Atil, B. (2024). Measuring nondeterminism in production LLM systems.</w:t>
       </w:r>
     </w:p>
   </w:footnote>

--- a/export/ch03_draft_v5.docx
+++ b/export/ch03_draft_v5.docx
@@ -340,22 +340,359 @@
         <w:rPr>
           <w:rStyle w:val="footnote reference"/>
         </w:rPr>
+        <w:footnoteReference w:id="12"/>
+      </w:r>
+      <w:r>
+        <w:t xml:space="preserve"> McKinsey의 조사에서도 비슷한 결과가 나타난다. AI를 도입한 조직 중 기대했던 비즈니스 가치를 실현한 비율은 절반에 미치지 못하며, 채택과 가치 실현 사이의 격차(adoption-value gap)는 기술의 문제라기보다 시스템 설계와 운영 역량의 문제로 분석된다.</w:t>
+      </w:r>
+      <w:r>
+        <w:rPr>
+          <w:rStyle w:val="footnote reference"/>
+        </w:rPr>
         <w:footnoteReference w:id="15"/>
       </w:r>
-      <w:r>
-        <w:t xml:space="preserve"> McKinsey의 조사에서도 비슷한 결과가 나타난다. AI를 도입한 조직 중 기대했던 비즈니스 가치를 실현한 비율은 절반에 미치지 못하며, 채택과 가치 실현 사이의 격차(adoption-value gap)는 기술의 문제라기보다 시스템 설계와 운영 역량의 문제로 분석된다.</w:t>
+    </w:p>
+    <w:p>
+      <w:pPr/>
+      <w:r>
+        <w:t>모델 교체 → 같은 지점의 실패 → 재교체라는 루프는 이 팀만의 실수가 아니다. 그것은 구조적으로 반복되는 패턴이다. 그렇다면 이 패턴은 무엇을 시사하는가. 이 질문의 답을 찾으려면 먼저 실패가 AI 시스템 안에서 실제로 어느 지점에서 발생하는지를 들여다봐야 한다. 팀장의 질문—"모델이 문제가 아닌 것 같다면, 실패는 어디에서 오는가"—이 다음 절의 출발점이다.</w:t>
+      </w:r>
+    </w:p>
+    <w:p>
+      <w:pPr>
+        <w:pStyle w:val="2"/>
+      </w:pPr>
+      <w:r>
+        <w:t>3.4 Section 2. 실패는 어디에서 오는가 — 실패 지점 지도</w:t>
+      </w:r>
+    </w:p>
+    <w:p>
+      <w:pPr/>
+      <w:r>
+        <w:t>3.3절에서 살펴본 팀의 경험은 하나의 질문으로 수렴되었다. "모델이 문제가 아닌 것 같다면, 실패는 어디에서 오는가?" 이 질문에 답하려면 AI 시스템 안에서 실패가 실제로 발생할 수 있는 위치를 구체적으로 들여다봐야 한다. 이번 절에서는 그 위치들을 지도처럼 정리한다.</w:t>
+      </w:r>
+    </w:p>
+    <w:p>
+      <w:pPr>
+        <w:pStyle w:val="3"/>
+      </w:pPr>
+      <w:r>
+        <w:t>3.4.1 시스템 안에서 실패가 발생하는 다섯 지점</w:t>
+      </w:r>
+    </w:p>
+    <w:p>
+      <w:pPr/>
+      <w:r>
+        <w:t>Google의 소프트웨어 엔지니어링 연구자들로 구성된 Sculley 등은 2015년 NeurIPS에 발표한 논문 「Hidden Technical Debt in Machine Learning Systems」에서 AI 시스템의 구조를 분석한 결과, 모델 코드 자체가 전체 시스템에서 차지하는 비중은 5% 이하에 불과하다고 기술한다.</w:t>
       </w:r>
       <w:r>
         <w:rPr>
           <w:rStyle w:val="footnote reference"/>
         </w:rPr>
+        <w:footnoteReference w:id="13"/>
+      </w:r>
+      <w:r>
+        <w:t xml:space="preserve"> 나머지 95%는 데이터 수집·전처리, 특성 추출, 서빙 인프라, 모니터링, 피드백 루프 등 모델을 둘러싼 구조로 채워진다. 이 수치는 과장이 아니다. 모델이 시스템에서 차지하는 실제 위치를 정확히 표현한 것이다.</w:t>
+      </w:r>
+    </w:p>
+    <w:p>
+      <w:pPr/>
+      <w:r>
+        <w:t>이 구조를 실패 발생 지점의 관점에서 재정리하면 다섯 개의 범주로 구분된다. 아래 그림은 그 지점들을 왼쪽에서 오른쪽으로, 즉 입력이 들어오는 순서에 따라 배치한 실패 지점 지도(Failure Topology)다.</w:t>
+      </w:r>
+    </w:p>
+    <w:p>
+      <w:pPr>
+        <w:pStyle w:val="ae"/>
+      </w:pPr>
+      <w:r>
+        <w:t>그림 3-1. 실패 지점 지도(Failure Topology)</w:t>
+      </w:r>
+    </w:p>
+    <w:p>
+      <w:pPr>
+        <w:pStyle w:val="a5"/>
+      </w:pPr>
+      <w:r>
+        <w:t>┌──────────────┬───────────┬──────────────┬──────────────┬───────────────┐</w:t>
+      </w:r>
+    </w:p>
+    <w:p>
+      <w:pPr>
+        <w:pStyle w:val="a5"/>
+      </w:pPr>
+      <w:r>
+        <w:t>│  ① 모델 앞   │ ② 모델    │  ③ 모델 뒤   │  ④ 연결 구조 │  ⑤ 운영 환경  │</w:t>
+      </w:r>
+    </w:p>
+    <w:p>
+      <w:pPr>
+        <w:pStyle w:val="a5"/>
+      </w:pPr>
+      <w:r>
+        <w:t>│  (입력 처리) │  자체     │ (출력 처리·  │ (파이프라인· │ (배포·피드백  │</w:t>
+      </w:r>
+    </w:p>
+    <w:p>
+      <w:pPr>
+        <w:pStyle w:val="a5"/>
+      </w:pPr>
+      <w:r>
+        <w:t>│             │           │   검증)      │오케스트레이션│    루프)      │</w:t>
+      </w:r>
+    </w:p>
+    <w:p>
+      <w:pPr>
+        <w:pStyle w:val="a5"/>
+      </w:pPr>
+      <w:r>
+        <w:t>├──────────────┼───────────┼──────────────┼──────────────┼───────────────┤</w:t>
+      </w:r>
+    </w:p>
+    <w:p>
+      <w:pPr>
+        <w:pStyle w:val="a5"/>
+      </w:pPr>
+      <w:r>
+        <w:t>│프롬프트 구성 │성능 한계  │파싱 실패     │의존성 오류   │배포 환경 변화 │</w:t>
+      </w:r>
+    </w:p>
+    <w:p>
+      <w:pPr>
+        <w:pStyle w:val="a5"/>
+      </w:pPr>
+      <w:r>
+        <w:t>│오류, 컨텍스트│훈련 데이터│형식 불일치   │타임아웃      │피드백 루프    │</w:t>
+      </w:r>
+    </w:p>
+    <w:p>
+      <w:pPr>
+        <w:pStyle w:val="a5"/>
+      </w:pPr>
+      <w:r>
+        <w:t>│누락, 입력    │편향, 환각 │검증 로직 부재│오케스트레이션│부재, 모니터링 │</w:t>
+      </w:r>
+    </w:p>
+    <w:p>
+      <w:pPr>
+        <w:pStyle w:val="a5"/>
+      </w:pPr>
+      <w:r>
+        <w:t>│정제 부재     │           │              │실패          │공백           │</w:t>
+      </w:r>
+    </w:p>
+    <w:p>
+      <w:pPr>
+        <w:pStyle w:val="a5"/>
+      </w:pPr>
+      <w:r>
+        <w:t>└──────────────┴───────────┴──────────────┴──────────────┴───────────────┘</w:t>
+      </w:r>
+    </w:p>
+    <w:p>
+      <w:pPr>
+        <w:pStyle w:val="a5"/>
+      </w:pPr>
+      <w:r/>
+    </w:p>
+    <w:p>
+      <w:pPr>
+        <w:pStyle w:val="a5"/>
+      </w:pPr>
+      <w:r>
+        <w:t>※ Sculley et al. (2015): "모델 코드는 전체 시스템의 5% 이하"</w:t>
+      </w:r>
+    </w:p>
+    <w:p>
+      <w:pPr/>
+      <w:r>
+        <w:t>각 지점을 차례로 살펴보자.</w:t>
+      </w:r>
+    </w:p>
+    <w:p>
+      <w:pPr/>
+      <w:r>
+        <w:rPr>
+          <w:b/>
+        </w:rPr>
+        <w:t>① 모델 앞(입력 처리)</w:t>
+      </w:r>
+      <w:r>
+        <w:t>: 모델이 받아보기 전에 입력이 잘못 구성되는 경우다. 프롬프트 구성 오류, 사용자 맥락 누락, 입력 정제 부재가 이 지점에서 발생한다. 고객 상담 시스템에서 "한국어로 입력했는데 영어 표현이 섞여 나온다"는 증상이 실제로는 입력 언어 감지 로직의 누락에서 비롯된 사례가 여기에 해당한다.</w:t>
+      </w:r>
+    </w:p>
+    <w:p>
+      <w:pPr/>
+      <w:r>
+        <w:rPr>
+          <w:b/>
+        </w:rPr>
+        <w:t>② 모델 자체</w:t>
+      </w:r>
+      <w:r>
+        <w:t>: 성능 한계, 훈련 데이터 편향, 환각(hallucination, 사실과 다른 내용을 그럴듯하게 생성하는 현상)이 이 지점에 위치한다. 다섯 지점 중 가장 가시적으로 드러나는 지점이며, 그렇기에 가장 먼저 의심받는 지점이기도 하다.</w:t>
+      </w:r>
+    </w:p>
+    <w:p>
+      <w:pPr/>
+      <w:r>
+        <w:rPr>
+          <w:b/>
+        </w:rPr>
+        <w:t>③ 모델 뒤(출력 처리·검증)</w:t>
+      </w:r>
+      <w:r>
+        <w:t>: 모델이 출력을 생성한 이후, 그것을 시스템이 사용 가능한 형태로 변환하는 과정에서 발생하는 실패다. JSON 파싱 실패, 필드 형식 불일치, 출력 검증 로직의 부재가 이 지점의 전형적 사례다.</w:t>
+      </w:r>
+      <w:r>
+        <w:rPr>
+          <w:rStyle w:val="footnote reference"/>
+        </w:rPr>
         <w:footnoteReference w:id="16"/>
       </w:r>
-    </w:p>
-    <w:p>
-      <w:pPr/>
-      <w:r>
-        <w:t>모델 교체 → 같은 지점의 실패 → 재교체라는 루프는 이 팀만의 실수가 아니다. 그것은 구조적으로 반복되는 패턴이다. 그렇다면 이 패턴은 무엇을 시사하는가. 이 질문의 답을 찾으려면 먼저 실패가 AI 시스템 안에서 실제로 어느 지점에서 발생하는지를 들여다봐야 한다. 팀장의 질문—"모델이 문제가 아닌 것 같다면, 실패는 어디에서 오는가"—이 다음 절의 출발점이다.</w:t>
+      <w:r>
+        <w:t xml:space="preserve"> Vinay(2025)는 LLM 특화 실패 모드 15가지를 분석하면서, 출력 처리 단계의 실패가 모델 자체의 실패로 오인되는 경우가 상당수라고 지적한다.</w:t>
+      </w:r>
+      <w:r>
+        <w:rPr>
+          <w:rStyle w:val="footnote reference"/>
+        </w:rPr>
+        <w:footnoteReference w:id="16"/>
+      </w:r>
+    </w:p>
+    <w:p>
+      <w:pPr/>
+      <w:r>
+        <w:rPr>
+          <w:b/>
+        </w:rPr>
+        <w:t>④ 연결 구조(파이프라인·오케스트레이션)</w:t>
+      </w:r>
+      <w:r>
+        <w:t>: 여러 컴포넌트를 연결하는 파이프라인과 오케스트레이션(orchestration, 여러 서비스·에이전트의 실행 순서와 의존성을 조율하는 구조) 계층에서 발생하는 실패다. 의존성 오류, 타임아웃, 에이전트 간 상태 불일치가 여기에 속한다.</w:t>
+      </w:r>
+      <w:r>
+        <w:rPr>
+          <w:rStyle w:val="footnote reference"/>
+        </w:rPr>
+        <w:footnoteReference w:id="17"/>
+      </w:r>
+      <w:r>
+        <w:t xml:space="preserve"> Ma(2025)의 분석에 따르면 멀티 에이전트 시스템에서 오케스트레이션 계층의 실패는 개별 모델의 출력이 정상임에도 전체 결과가 비정상으로 보이는 증상을 만들어낸다.</w:t>
+      </w:r>
+      <w:r>
+        <w:rPr>
+          <w:rStyle w:val="footnote reference"/>
+        </w:rPr>
+        <w:footnoteReference w:id="17"/>
+      </w:r>
+    </w:p>
+    <w:p>
+      <w:pPr/>
+      <w:r>
+        <w:rPr>
+          <w:b/>
+        </w:rPr>
+        <w:t>⑤ 운영 환경(배포·피드백 루프)</w:t>
+      </w:r>
+      <w:r>
+        <w:t>: 시스템이 배포된 이후 환경의 변화가 성능에 영향을 미치는 지점이다. Paleyes(2022)의 실증 연구는 ML 시스템의 배포 파이프라인 전 단계에 걸쳐 실패가 분산되어 있으며, 특히 배포 이후 운영 환경의 변화로 인한 실패—즉 모델 이후(post-model) 지점의 실패—가 전체 실패 중 상당 비율을 차지한다고 보고한다.</w:t>
+      </w:r>
+      <w:r>
+        <w:rPr>
+          <w:rStyle w:val="footnote reference"/>
+        </w:rPr>
+        <w:footnoteReference w:id="18"/>
+      </w:r>
+      <w:r>
+        <w:t xml:space="preserve"> Sculley 등이 지적한 숨겨진 피드백 루프(hidden feedback loop, 시스템의 출력이 다시 입력 데이터에 영향을 미치는 순환 구조)와 경계 침식(boundary erosion, 컴포넌트 간 책임 경계가 불분명해지는 현상)도 이 지점에서 주로 나타난다.</w:t>
+      </w:r>
+      <w:r>
+        <w:rPr>
+          <w:rStyle w:val="footnote reference"/>
+        </w:rPr>
+        <w:footnoteReference w:id="13"/>
+      </w:r>
+    </w:p>
+    <w:p>
+      <w:pPr>
+        <w:pStyle w:val="3"/>
+      </w:pPr>
+      <w:r>
+        <w:t>3.4.2 같은 증상, 다른 지점</w:t>
+      </w:r>
+    </w:p>
+    <w:p>
+      <w:pPr/>
+      <w:r>
+        <w:t>지도를 보면 한 가지 사실이 눈에 들어온다. 다섯 개의 지점이 있는데, 우리가 실제로 보는 것은 지점이 아니라 증상이다. "응답이 이상하다"는 증상은 다섯 개 지점 중 어디에서든 발생할 수 있다.</w:t>
+      </w:r>
+    </w:p>
+    <w:p>
+      <w:pPr/>
+      <w:r>
+        <w:t>이를 구체적으로 보이는 비교 사례가 있다. 세 팀이 각각 "응답이 이상하다"는 동일한 증상을 경험했다. 팀 A는 고객 문의의 의도를 잘못 파악하는 문제를 겪었는데, 원인을 추적해보니 시스템이 고객의 이전 대화 맥락을 프롬프트에 포함하지 않은 것이었다—</w:t>
+      </w:r>
+      <w:r>
+        <w:rPr>
+          <w:b/>
+        </w:rPr>
+        <w:t>① 입력 처리</w:t>
+      </w:r>
+      <w:r>
+        <w:t xml:space="preserve"> 지점의 실패였다. 팀 B는 모델 출력 형식이 맞지 않는다는 불만을 받았고, 실제로는 모델이 JSON 대신 자연어로 응답했을 때 이를 처리하는 파싱 로직이 없었다—</w:t>
+      </w:r>
+      <w:r>
+        <w:rPr>
+          <w:b/>
+        </w:rPr>
+        <w:t>③ 출력 처리</w:t>
+      </w:r>
+      <w:r>
+        <w:t xml:space="preserve"> 지점의 실패였다. 팀 C는 초기에는 잘 작동하던 시스템이 수개월 후 성능이 점진적으로 저하되었는데, 배포 이후 유입되는 실제 데이터의 분포가 달라졌음에도 이를 감지하는 모니터링이 없었다—</w:t>
+      </w:r>
+      <w:r>
+        <w:rPr>
+          <w:b/>
+        </w:rPr>
+        <w:t>⑤ 운영 환경</w:t>
+      </w:r>
+      <w:r>
+        <w:t xml:space="preserve"> 지점의 실패였다.</w:t>
+      </w:r>
+    </w:p>
+    <w:p>
+      <w:pPr/>
+      <w:r>
+        <w:t>세 팀 모두 처음에는 "모델 문제"로 진단했다.</w:t>
+      </w:r>
+    </w:p>
+    <w:p>
+      <w:pPr>
+        <w:pStyle w:val="a4"/>
+      </w:pPr>
+      <w:r>
+        <w:t>증상은 지점을 숨긴다</w:t>
+      </w:r>
+    </w:p>
+    <w:p>
+      <w:pPr>
+        <w:pStyle w:val="a8"/>
+      </w:pPr>
+      <w:r>
+        <w:t>"응답이 이상하다"는 증상은 다섯 개 지점 중 어디에서 비롯되었는지를 드러내지 않는다. 증상만 보면 가장 가시적인 지점—모델 자체—으로 시선이 향하기 쉽다. 이 지도는 "어디를 보아야 하는가"를 알려주는 도구이지, "모델은 문제가 아니다"를 주장하는 도구가 아니다. 실패의 위치를 정확히 진단하는 것이 올바른 수정의 출발점이다.</w:t>
+      </w:r>
+    </w:p>
+    <w:p>
+      <w:pPr/>
+      <w:r>
+        <w:t>이 지도는 실패 지점의 완전한 분류표가 아니다. 시스템마다 구성이 다르며, 지점의 경계도 항상 명확하지는 않다. 다만 이 지도는 하나의 유용한 관찰 도구로서, "우리 팀의 실패는 지도의 어디에 있었는가"를 스스로 추론하게 만드는 데 그 가치가 있다. 3.3절에서 소개한 팀의 실패는 지도 위 어디에 위치했을까. 독자 스스로 판단해보기 바란다.</w:t>
+      </w:r>
+    </w:p>
+    <w:p>
+      <w:pPr/>
+      <w:r>
+        <w:t>지도를 펼쳐 보면 모델 바깥에 실패가 분산되어 있다는 것이 보인다. 그런데 왜 팀들은 반복적으로 모델을 탓하는가. 이 패턴이 구조적으로 반복되는 데는 이유가 있다. 그 이유를 추적하는 것이 다음 절의 주제다.</w:t>
       </w:r>
     </w:p>
     <w:p>
@@ -363,13 +700,13 @@
         <w:pStyle w:val="2"/>
       </w:pPr>
       <w:r>
-        <w:t>3.4 Section 2. 실패는 어디에서 오는가 — 실패 지점 지도</w:t>
-      </w:r>
-    </w:p>
-    <w:p>
-      <w:pPr/>
-      <w:r>
-        <w:t>3.3절에서 살펴본 팀의 경험은 하나의 질문으로 수렴되었다. "모델이 문제가 아닌 것 같다면, 실패는 어디에서 오는가?" 이 질문에 답하려면 AI 시스템 안에서 실패가 실제로 발생할 수 있는 위치를 구체적으로 들여다봐야 한다. 이번 절에서는 그 위치들을 지도처럼 정리한다.</w:t>
+        <w:t>3.5 모델 귀인이 반복되는 이유</w:t>
+      </w:r>
+    </w:p>
+    <w:p>
+      <w:pPr/>
+      <w:r>
+        <w:t>앞 절에서는 AI 시스템의 실패가 다섯 개 지점에 걸쳐 분산되어 있다는 것을 지도로 확인했다. 그렇다면 팀들은 왜 반복적으로 모델을 탓하는가. 지도를 알고 있으면서도, 실패 앞에 서면 다시 모델 탓으로 돌아가는 이 패턴은 개인의 무지나 부주의로 설명되지 않는다. 이 절에서는 그 패턴이 구조적으로 왜 반복되는지를 세 가지 경로로 추적한다.</w:t>
       </w:r>
     </w:p>
     <w:p>
@@ -377,454 +714,117 @@
         <w:pStyle w:val="3"/>
       </w:pPr>
       <w:r>
-        <w:t>3.4.1 시스템 안에서 실패가 발생하는 다섯 지점</w:t>
-      </w:r>
-    </w:p>
-    <w:p>
-      <w:pPr/>
-      <w:r>
-        <w:t>Google의 소프트웨어 엔지니어링 연구자들로 구성된 Sculley 등은 2015년 NeurIPS에 발표한 논문 「Hidden Technical Debt in Machine Learning Systems」에서 AI 시스템의 구조를 분석한 결과, 모델 코드 자체가 전체 시스템에서 차지하는 비중은 5% 이하에 불과하다고 기술한다.</w:t>
+        <w:t>3.5.1 가시성 비대칭</w:t>
+      </w:r>
+    </w:p>
+    <w:p>
+      <w:pPr/>
+      <w:r>
+        <w:t>첫 번째 원인은 단순하다. 보이는 것을 탓하게 되어 있다.</w:t>
+      </w:r>
+    </w:p>
+    <w:p>
+      <w:pPr/>
+      <w:r>
+        <w:t>AI 시스템을 운영하는 팀이 가장 직접적으로 접근할 수 있는 것은 모델의 출력이다. 쿼리를 입력하면 응답이 나온다. 그 응답이 이상하면, 방금 응답을 생성한 모델이 자연스러운 의심의 대상이 된다. 반면, 그 응답이 만들어지기까지의 경로—입력 파이프라인, 컨텍스트 구성 로직, 출력 파싱 모듈, 오케스트레이션 레이어—는 보이지 않는다. 이 경로들이 존재한다는 것을 알더라도, 증상만으로는 어느 경로에서 실패가 발생했는지 즉각적으로 알기 어렵다.</w:t>
+      </w:r>
+    </w:p>
+    <w:p>
+      <w:pPr/>
+      <w:r>
+        <w:t>Sculley 등(2015)이 지적한 바와 같이, ML 시스템에서 모델 코드는 전체 시스템의 5% 이하를 차지한다.</w:t>
       </w:r>
       <w:r>
         <w:rPr>
           <w:rStyle w:val="footnote reference"/>
         </w:rPr>
-        <w:footnoteReference w:id="17"/>
-      </w:r>
-      <w:r>
-        <w:t xml:space="preserve"> 나머지 95%는 데이터 수집·전처리, 특성 추출, 서빙 인프라, 모니터링, 피드백 루프 등 모델을 둘러싼 구조로 채워진다. 이 수치는 과장이 아니다. 모델이 시스템에서 차지하는 실제 위치를 정확히 표현한 것이다.</w:t>
-      </w:r>
-    </w:p>
-    <w:p>
-      <w:pPr/>
-      <w:r>
-        <w:t>이 구조를 실패 발생 지점의 관점에서 재정리하면 다섯 개의 범주로 구분된다. 아래 그림은 그 지점들을 왼쪽에서 오른쪽으로, 즉 입력이 들어오는 순서에 따라 배치한 실패 지점 지도(Failure Topology)다.</w:t>
-      </w:r>
-    </w:p>
-    <w:p>
-      <w:pPr>
-        <w:pStyle w:val="ae"/>
-      </w:pPr>
-      <w:r>
-        <w:t>그림 3-1. 실패 지점 지도(Failure Topology)</w:t>
-      </w:r>
-    </w:p>
-    <w:p>
-      <w:pPr>
-        <w:pStyle w:val="a5"/>
-      </w:pPr>
-      <w:r>
-        <w:t>┌──────────────┬───────────┬──────────────┬──────────────┬───────────────┐</w:t>
-      </w:r>
-    </w:p>
-    <w:p>
-      <w:pPr>
-        <w:pStyle w:val="a5"/>
-      </w:pPr>
-      <w:r>
-        <w:t>│  ① 모델 앞   │ ② 모델    │  ③ 모델 뒤   │  ④ 연결 구조 │  ⑤ 운영 환경  │</w:t>
-      </w:r>
-    </w:p>
-    <w:p>
-      <w:pPr>
-        <w:pStyle w:val="a5"/>
-      </w:pPr>
-      <w:r>
-        <w:t>│  (입력 처리) │  자체     │ (출력 처리·  │ (파이프라인· │ (배포·피드백  │</w:t>
-      </w:r>
-    </w:p>
-    <w:p>
-      <w:pPr>
-        <w:pStyle w:val="a5"/>
-      </w:pPr>
-      <w:r>
-        <w:t>│             │           │   검증)      │오케스트레이션│    루프)      │</w:t>
-      </w:r>
-    </w:p>
-    <w:p>
-      <w:pPr>
-        <w:pStyle w:val="a5"/>
-      </w:pPr>
-      <w:r>
-        <w:t>├──────────────┼───────────┼──────────────┼──────────────┼───────────────┤</w:t>
-      </w:r>
-    </w:p>
-    <w:p>
-      <w:pPr>
-        <w:pStyle w:val="a5"/>
-      </w:pPr>
-      <w:r>
-        <w:t>│프롬프트 구성 │성능 한계  │파싱 실패     │의존성 오류   │배포 환경 변화 │</w:t>
-      </w:r>
-    </w:p>
-    <w:p>
-      <w:pPr>
-        <w:pStyle w:val="a5"/>
-      </w:pPr>
-      <w:r>
-        <w:t>│오류, 컨텍스트│훈련 데이터│형식 불일치   │타임아웃      │피드백 루프    │</w:t>
-      </w:r>
-    </w:p>
-    <w:p>
-      <w:pPr>
-        <w:pStyle w:val="a5"/>
-      </w:pPr>
-      <w:r>
-        <w:t>│누락, 입력    │편향, 환각 │검증 로직 부재│오케스트레이션│부재, 모니터링 │</w:t>
-      </w:r>
-    </w:p>
-    <w:p>
-      <w:pPr>
-        <w:pStyle w:val="a5"/>
-      </w:pPr>
-      <w:r>
-        <w:t>│정제 부재     │           │              │실패          │공백           │</w:t>
-      </w:r>
-    </w:p>
-    <w:p>
-      <w:pPr>
-        <w:pStyle w:val="a5"/>
-      </w:pPr>
-      <w:r>
-        <w:t>└──────────────┴───────────┴──────────────┴──────────────┴───────────────┘</w:t>
-      </w:r>
-    </w:p>
-    <w:p>
-      <w:pPr>
-        <w:pStyle w:val="a5"/>
-      </w:pPr>
-      <w:r/>
-    </w:p>
-    <w:p>
-      <w:pPr>
-        <w:pStyle w:val="a5"/>
-      </w:pPr>
-      <w:r>
-        <w:t>※ Sculley et al. (2015): "모델 코드는 전체 시스템의 5% 이하"</w:t>
-      </w:r>
-    </w:p>
-    <w:p>
-      <w:pPr/>
-      <w:r>
-        <w:t>각 지점을 차례로 살펴보자.</w:t>
-      </w:r>
-    </w:p>
-    <w:p>
-      <w:pPr/>
-      <w:r>
-        <w:rPr>
-          <w:b/>
-        </w:rPr>
-        <w:t>① 모델 앞(입력 처리)</w:t>
-      </w:r>
-      <w:r>
-        <w:t>: 모델이 받아보기 전에 입력이 잘못 구성되는 경우다. 프롬프트 구성 오류, 사용자 맥락 누락, 입력 정제 부재가 이 지점에서 발생한다. 고객 상담 시스템에서 "한국어로 입력했는데 영어 표현이 섞여 나온다"는 증상이 실제로는 입력 언어 감지 로직의 누락에서 비롯된 사례가 여기에 해당한다.</w:t>
-      </w:r>
-    </w:p>
-    <w:p>
-      <w:pPr/>
-      <w:r>
-        <w:rPr>
-          <w:b/>
-        </w:rPr>
-        <w:t>② 모델 자체</w:t>
-      </w:r>
-      <w:r>
-        <w:t>: 성능 한계, 훈련 데이터 편향, 환각(hallucination, 사실과 다른 내용을 그럴듯하게 생성하는 현상)이 이 지점에 위치한다. 다섯 지점 중 가장 가시적으로 드러나는 지점이며, 그렇기에 가장 먼저 의심받는 지점이기도 하다.</w:t>
-      </w:r>
-    </w:p>
-    <w:p>
-      <w:pPr/>
-      <w:r>
-        <w:rPr>
-          <w:b/>
-        </w:rPr>
-        <w:t>③ 모델 뒤(출력 처리·검증)</w:t>
-      </w:r>
-      <w:r>
-        <w:t>: 모델이 출력을 생성한 이후, 그것을 시스템이 사용 가능한 형태로 변환하는 과정에서 발생하는 실패다. JSON 파싱 실패, 필드 형식 불일치, 출력 검증 로직의 부재가 이 지점의 전형적 사례다.</w:t>
+        <w:footnoteReference w:id="13"/>
+      </w:r>
+      <w:r>
+        <w:t xml:space="preserve"> 나머지 95%는 대부분 비가시적 경로에 해당한다. 그러나 팀이 문제를 진단할 때 자연스럽게 시선을 고정하는 것은 그 5%다. 이것이 가시성 비대칭(visibility asymmetry)이다. 실패 지점의 분포와 진단의 방향이 정반대로 향한다.</w:t>
+      </w:r>
+    </w:p>
+    <w:p>
+      <w:pPr>
+        <w:pStyle w:val="afd"/>
+      </w:pPr>
+      <w:r>
+        <w:t>가시성 비대칭</w:t>
+      </w:r>
+    </w:p>
+    <w:p>
+      <w:pPr>
+        <w:pStyle w:val="afd"/>
+      </w:pPr>
+      <w:r>
+        <w:t>AI 시스템에서 모델의 출력은 직접 확인할 수 있지만, 입력 처리 파이프라인, 오케스트레이션 구조, 피드백 루프의 상태는 별도의 관찰 도구 없이는 보이지 않는다. 진단의 시선이 보이는 것으로 쏠리는 구조적 현상을 가시성 비대칭이라 한다.</w:t>
+      </w:r>
+    </w:p>
+    <w:p>
+      <w:pPr>
+        <w:pStyle w:val="3"/>
+      </w:pPr>
+      <w:r>
+        <w:t>3.5.2 AI 의인화 경향</w:t>
+      </w:r>
+    </w:p>
+    <w:p>
+      <w:pPr/>
+      <w:r>
+        <w:t>두 번째 원인은 언어에 있다. 우리는 AI 모델을 묘사할 때 자연스럽게 행위자 언어를 사용한다. "모델이 이해하지 못했다", "모델이 틀렸다", "모델이 거짓말을 했다". Joo(2024)의 연구에 따르면, 인간은 AI 시스템의 출력에 오류가 발생했을 때 시스템 전체보다 모델—즉 가장 '행위자'처럼 보이는 개체—에 귀인하는 경향이 높으며, 이는 AI를 의인화(anthropomorphize)하는 인지적 습관에서 비롯된다.</w:t>
       </w:r>
       <w:r>
         <w:rPr>
           <w:rStyle w:val="footnote reference"/>
         </w:rPr>
-        <w:footnoteReference w:id="18"/>
-      </w:r>
-      <w:r>
-        <w:t xml:space="preserve"> Vinay(2025)는 LLM 특화 실패 모드 15가지를 분석하면서, 출력 처리 단계의 실패가 모델 자체의 실패로 오인되는 경우가 상당수라고 지적한다.</w:t>
+        <w:footnoteReference w:id="19"/>
+      </w:r>
+    </w:p>
+    <w:p>
+      <w:pPr/>
+      <w:r>
+        <w:t>의인화는 진단을 왜곡한다. "모델이 틀렸다"는 표현은 모델 교체 또는 프롬프트 수정을 수정 방향으로 자연스럽게 이끈다. 그러나 실제 원인이 입력 컨텍스트 부족이거나 출력 검증 로직의 부재라면, 모델 수준의 개입은 근본 원인을 건드리지 못한다. Tian(2025)은 이를 학술적으로 뒷받침한다. 프롬프트 개선이 시스템 수준의 실패를 해결하지 못하는 것은 모델이 부족해서가 아니라, 문제가 발생한 지점이 프롬프트가 닿지 않는 곳에 있기 때문이다.</w:t>
       </w:r>
       <w:r>
         <w:rPr>
           <w:rStyle w:val="footnote reference"/>
         </w:rPr>
-        <w:footnoteReference w:id="19"/>
-      </w:r>
-    </w:p>
-    <w:p>
-      <w:pPr/>
-      <w:r>
-        <w:rPr>
-          <w:b/>
-        </w:rPr>
-        <w:t>④ 연결 구조(파이프라인·오케스트레이션)</w:t>
-      </w:r>
-      <w:r>
-        <w:t>: 여러 컴포넌트를 연결하는 파이프라인과 오케스트레이션(orchestration, 여러 서비스·에이전트의 실행 순서와 의존성을 조율하는 구조) 계층에서 발생하는 실패다. 의존성 오류, 타임아웃, 에이전트 간 상태 불일치가 여기에 속한다.</w:t>
+        <w:footnoteReference w:id="20"/>
+      </w:r>
+    </w:p>
+    <w:p>
+      <w:pPr>
+        <w:pStyle w:val="3"/>
+      </w:pPr>
+      <w:r>
+        <w:t>3.5.3 조직 귀인 편향과 역사적 선례</w:t>
+      </w:r>
+    </w:p>
+    <w:p>
+      <w:pPr/>
+      <w:r>
+        <w:t>세 번째 원인은 조직의 귀인 구조에 있다. RAND(2024)의 분석에 따르면, AI 프로젝트 실패 원인 1위는 모델 성능이 아니라 문제 정의의 오류다.</w:t>
       </w:r>
       <w:r>
         <w:rPr>
           <w:rStyle w:val="footnote reference"/>
         </w:rPr>
-        <w:footnoteReference w:id="20"/>
-      </w:r>
-      <w:r>
-        <w:t xml:space="preserve"> Ma(2025)의 분석에 따르면 멀티 에이전트 시스템에서 오케스트레이션 계층의 실패는 개별 모델의 출력이 정상임에도 전체 결과가 비정상으로 보이는 증상을 만들어낸다.</w:t>
+        <w:footnoteReference w:id="12"/>
+      </w:r>
+      <w:r>
+        <w:t xml:space="preserve"> 그러나 사후 분석에서 팀이 기록하는 실패 원인은 여전히 모델 관련 항목이 높은 비중을 차지한다. 통계적 실패 원인과 귀인된 실패 원인 사이의 이 격차가 귀인 편향(attribution bias)이 작동하고 있음을 시사한다.</w:t>
+      </w:r>
+    </w:p>
+    <w:p>
+      <w:pPr/>
+      <w:r>
+        <w:t>이 패턴은 AI에만 고유한 것이 아니다. Holden(2009)은 1970년대 항공 사고 조사 역사를 분석하면서, 당시 항공 사고의 상당수가 "조종사 실수"로 귀인되고 종결되었다는 사실을 지적한다.</w:t>
       </w:r>
       <w:r>
         <w:rPr>
           <w:rStyle w:val="footnote reference"/>
         </w:rPr>
         <w:footnoteReference w:id="21"/>
-      </w:r>
-    </w:p>
-    <w:p>
-      <w:pPr/>
-      <w:r>
-        <w:rPr>
-          <w:b/>
-        </w:rPr>
-        <w:t>⑤ 운영 환경(배포·피드백 루프)</w:t>
-      </w:r>
-      <w:r>
-        <w:t>: 시스템이 배포된 이후 환경의 변화가 성능에 영향을 미치는 지점이다. Paleyes(2022)의 실증 연구는 ML 시스템의 배포 파이프라인 전 단계에 걸쳐 실패가 분산되어 있으며, 특히 배포 이후 운영 환경의 변화로 인한 실패—즉 모델 이후(post-model) 지점의 실패—가 전체 실패 중 상당 비율을 차지한다고 보고한다.</w:t>
-      </w:r>
-      <w:r>
-        <w:rPr>
-          <w:rStyle w:val="footnote reference"/>
-        </w:rPr>
-        <w:footnoteReference w:id="22"/>
-      </w:r>
-      <w:r>
-        <w:t xml:space="preserve"> Sculley 등이 지적한 숨겨진 피드백 루프(hidden feedback loop, 시스템의 출력이 다시 입력 데이터에 영향을 미치는 순환 구조)와 경계 침식(boundary erosion, 컴포넌트 간 책임 경계가 불분명해지는 현상)도 이 지점에서 주로 나타난다.</w:t>
-      </w:r>
-      <w:r>
-        <w:rPr>
-          <w:rStyle w:val="footnote reference"/>
-        </w:rPr>
-        <w:footnoteReference w:id="23"/>
-      </w:r>
-    </w:p>
-    <w:p>
-      <w:pPr>
-        <w:pStyle w:val="3"/>
-      </w:pPr>
-      <w:r>
-        <w:t>3.4.2 같은 증상, 다른 지점</w:t>
-      </w:r>
-    </w:p>
-    <w:p>
-      <w:pPr/>
-      <w:r>
-        <w:t>지도를 보면 한 가지 사실이 눈에 들어온다. 다섯 개의 지점이 있는데, 우리가 실제로 보는 것은 지점이 아니라 증상이다. "응답이 이상하다"는 증상은 다섯 개 지점 중 어디에서든 발생할 수 있다.</w:t>
-      </w:r>
-    </w:p>
-    <w:p>
-      <w:pPr/>
-      <w:r>
-        <w:t>이를 구체적으로 보이는 비교 사례가 있다. 세 팀이 각각 "응답이 이상하다"는 동일한 증상을 경험했다. 팀 A는 고객 문의의 의도를 잘못 파악하는 문제를 겪었는데, 원인을 추적해보니 시스템이 고객의 이전 대화 맥락을 프롬프트에 포함하지 않은 것이었다—</w:t>
-      </w:r>
-      <w:r>
-        <w:rPr>
-          <w:b/>
-        </w:rPr>
-        <w:t>① 입력 처리</w:t>
-      </w:r>
-      <w:r>
-        <w:t xml:space="preserve"> 지점의 실패였다. 팀 B는 모델 출력 형식이 맞지 않는다는 불만을 받았고, 실제로는 모델이 JSON 대신 자연어로 응답했을 때 이를 처리하는 파싱 로직이 없었다—</w:t>
-      </w:r>
-      <w:r>
-        <w:rPr>
-          <w:b/>
-        </w:rPr>
-        <w:t>③ 출력 처리</w:t>
-      </w:r>
-      <w:r>
-        <w:t xml:space="preserve"> 지점의 실패였다. 팀 C는 초기에는 잘 작동하던 시스템이 수개월 후 성능이 점진적으로 저하되었는데, 배포 이후 유입되는 실제 데이터의 분포가 달라졌음에도 이를 감지하는 모니터링이 없었다—</w:t>
-      </w:r>
-      <w:r>
-        <w:rPr>
-          <w:b/>
-        </w:rPr>
-        <w:t>⑤ 운영 환경</w:t>
-      </w:r>
-      <w:r>
-        <w:t xml:space="preserve"> 지점의 실패였다.</w:t>
-      </w:r>
-    </w:p>
-    <w:p>
-      <w:pPr/>
-      <w:r>
-        <w:t>세 팀 모두 처음에는 "모델 문제"로 진단했다.</w:t>
-      </w:r>
-    </w:p>
-    <w:p>
-      <w:pPr>
-        <w:pStyle w:val="a4"/>
-      </w:pPr>
-      <w:r>
-        <w:t>증상은 지점을 숨긴다</w:t>
-      </w:r>
-    </w:p>
-    <w:p>
-      <w:pPr>
-        <w:pStyle w:val="a8"/>
-      </w:pPr>
-      <w:r>
-        <w:t>"응답이 이상하다"는 증상은 다섯 개 지점 중 어디에서 비롯되었는지를 드러내지 않는다. 증상만 보면 가장 가시적인 지점—모델 자체—으로 시선이 향하기 쉽다. 이 지도는 "어디를 보아야 하는가"를 알려주는 도구이지, "모델은 문제가 아니다"를 주장하는 도구가 아니다. 실패의 위치를 정확히 진단하는 것이 올바른 수정의 출발점이다.</w:t>
-      </w:r>
-    </w:p>
-    <w:p>
-      <w:pPr/>
-      <w:r>
-        <w:t>이 지도는 실패 지점의 완전한 분류표가 아니다. 시스템마다 구성이 다르며, 지점의 경계도 항상 명확하지는 않다. 다만 이 지도는 하나의 유용한 관찰 도구로서, "우리 팀의 실패는 지도의 어디에 있었는가"를 스스로 추론하게 만드는 데 그 가치가 있다. 3.3절에서 소개한 팀의 실패는 지도 위 어디에 위치했을까. 독자 스스로 판단해보기 바란다.</w:t>
-      </w:r>
-    </w:p>
-    <w:p>
-      <w:pPr/>
-      <w:r>
-        <w:t>지도를 펼쳐 보면 모델 바깥에 실패가 분산되어 있다는 것이 보인다. 그런데 왜 팀들은 반복적으로 모델을 탓하는가. 이 패턴이 구조적으로 반복되는 데는 이유가 있다. 그 이유를 추적하는 것이 다음 절의 주제다.</w:t>
-      </w:r>
-    </w:p>
-    <w:p>
-      <w:pPr>
-        <w:pStyle w:val="2"/>
-      </w:pPr>
-      <w:r>
-        <w:t>3.5 모델 귀인이 반복되는 이유</w:t>
-      </w:r>
-    </w:p>
-    <w:p>
-      <w:pPr/>
-      <w:r>
-        <w:t>앞 절에서는 AI 시스템의 실패가 다섯 개 지점에 걸쳐 분산되어 있다는 것을 지도로 확인했다. 그렇다면 팀들은 왜 반복적으로 모델을 탓하는가. 지도를 알고 있으면서도, 실패 앞에 서면 다시 모델 탓으로 돌아가는 이 패턴은 개인의 무지나 부주의로 설명되지 않는다. 이 절에서는 그 패턴이 구조적으로 왜 반복되는지를 세 가지 경로로 추적한다.</w:t>
-      </w:r>
-    </w:p>
-    <w:p>
-      <w:pPr>
-        <w:pStyle w:val="3"/>
-      </w:pPr>
-      <w:r>
-        <w:t>3.5.1 가시성 비대칭</w:t>
-      </w:r>
-    </w:p>
-    <w:p>
-      <w:pPr/>
-      <w:r>
-        <w:t>첫 번째 원인은 단순하다. 보이는 것을 탓하게 되어 있다.</w:t>
-      </w:r>
-    </w:p>
-    <w:p>
-      <w:pPr/>
-      <w:r>
-        <w:t>AI 시스템을 운영하는 팀이 가장 직접적으로 접근할 수 있는 것은 모델의 출력이다. 쿼리를 입력하면 응답이 나온다. 그 응답이 이상하면, 방금 응답을 생성한 모델이 자연스러운 의심의 대상이 된다. 반면, 그 응답이 만들어지기까지의 경로—입력 파이프라인, 컨텍스트 구성 로직, 출력 파싱 모듈, 오케스트레이션 레이어—는 보이지 않는다. 이 경로들이 존재한다는 것을 알더라도, 증상만으로는 어느 경로에서 실패가 발생했는지 즉각적으로 알기 어렵다.</w:t>
-      </w:r>
-    </w:p>
-    <w:p>
-      <w:pPr/>
-      <w:r>
-        <w:t>Sculley 등(2015)이 지적한 바와 같이, ML 시스템에서 모델 코드는 전체 시스템의 5% 이하를 차지한다.</w:t>
-      </w:r>
-      <w:r>
-        <w:rPr>
-          <w:rStyle w:val="footnote reference"/>
-        </w:rPr>
-        <w:footnoteReference w:id="24"/>
-      </w:r>
-      <w:r>
-        <w:t xml:space="preserve"> 나머지 95%는 대부분 비가시적 경로에 해당한다. 그러나 팀이 문제를 진단할 때 자연스럽게 시선을 고정하는 것은 그 5%다. 이것이 가시성 비대칭(visibility asymmetry)이다. 실패 지점의 분포와 진단의 방향이 정반대로 향한다.</w:t>
-      </w:r>
-    </w:p>
-    <w:p>
-      <w:pPr>
-        <w:pStyle w:val="afd"/>
-      </w:pPr>
-      <w:r>
-        <w:t>가시성 비대칭</w:t>
-      </w:r>
-    </w:p>
-    <w:p>
-      <w:pPr>
-        <w:pStyle w:val="afd"/>
-      </w:pPr>
-      <w:r>
-        <w:t>AI 시스템에서 모델의 출력은 직접 확인할 수 있지만, 입력 처리 파이프라인, 오케스트레이션 구조, 피드백 루프의 상태는 별도의 관찰 도구 없이는 보이지 않는다. 진단의 시선이 보이는 것으로 쏠리는 구조적 현상을 가시성 비대칭이라 한다.</w:t>
-      </w:r>
-    </w:p>
-    <w:p>
-      <w:pPr>
-        <w:pStyle w:val="3"/>
-      </w:pPr>
-      <w:r>
-        <w:t>3.5.2 AI 의인화 경향</w:t>
-      </w:r>
-    </w:p>
-    <w:p>
-      <w:pPr/>
-      <w:r>
-        <w:t>두 번째 원인은 언어에 있다. 우리는 AI 모델을 묘사할 때 자연스럽게 행위자 언어를 사용한다. "모델이 이해하지 못했다", "모델이 틀렸다", "모델이 거짓말을 했다". Joo(2024)의 연구에 따르면, 인간은 AI 시스템의 출력에 오류가 발생했을 때 시스템 전체보다 모델—즉 가장 '행위자'처럼 보이는 개체—에 귀인하는 경향이 높으며, 이는 AI를 의인화(anthropomorphize)하는 인지적 습관에서 비롯된다.</w:t>
-      </w:r>
-      <w:r>
-        <w:rPr>
-          <w:rStyle w:val="footnote reference"/>
-        </w:rPr>
-        <w:footnoteReference w:id="25"/>
-      </w:r>
-    </w:p>
-    <w:p>
-      <w:pPr/>
-      <w:r>
-        <w:t>의인화는 진단을 왜곡한다. "모델이 틀렸다"는 표현은 모델 교체 또는 프롬프트 수정을 수정 방향으로 자연스럽게 이끈다. 그러나 실제 원인이 입력 컨텍스트 부족이거나 출력 검증 로직의 부재라면, 모델 수준의 개입은 근본 원인을 건드리지 못한다. Tian(2025)은 이를 학술적으로 뒷받침한다. 프롬프트 개선이 시스템 수준의 실패를 해결하지 못하는 것은 모델이 부족해서가 아니라, 문제가 발생한 지점이 프롬프트가 닿지 않는 곳에 있기 때문이다.</w:t>
-      </w:r>
-      <w:r>
-        <w:rPr>
-          <w:rStyle w:val="footnote reference"/>
-        </w:rPr>
-        <w:footnoteReference w:id="26"/>
-      </w:r>
-    </w:p>
-    <w:p>
-      <w:pPr>
-        <w:pStyle w:val="3"/>
-      </w:pPr>
-      <w:r>
-        <w:t>3.5.3 조직 귀인 편향과 역사적 선례</w:t>
-      </w:r>
-    </w:p>
-    <w:p>
-      <w:pPr/>
-      <w:r>
-        <w:t>세 번째 원인은 조직의 귀인 구조에 있다. RAND(2024)의 분석에 따르면, AI 프로젝트 실패 원인 1위는 모델 성능이 아니라 문제 정의의 오류다.</w:t>
-      </w:r>
-      <w:r>
-        <w:rPr>
-          <w:rStyle w:val="footnote reference"/>
-        </w:rPr>
-        <w:footnoteReference w:id="27"/>
-      </w:r>
-      <w:r>
-        <w:t xml:space="preserve"> 그러나 사후 분석에서 팀이 기록하는 실패 원인은 여전히 모델 관련 항목이 높은 비중을 차지한다. 통계적 실패 원인과 귀인된 실패 원인 사이의 이 격차가 귀인 편향(attribution bias)이 작동하고 있음을 시사한다.</w:t>
-      </w:r>
-    </w:p>
-    <w:p>
-      <w:pPr/>
-      <w:r>
-        <w:t>이 패턴은 AI에만 고유한 것이 아니다. Holden(2009)은 1970년대 항공 사고 조사 역사를 분석하면서, 당시 항공 사고의 상당수가 "조종사 실수"로 귀인되고 종결되었다는 사실을 지적한다.</w:t>
-      </w:r>
-      <w:r>
-        <w:rPr>
-          <w:rStyle w:val="footnote reference"/>
-        </w:rPr>
-        <w:footnoteReference w:id="28"/>
       </w:r>
       <w:r>
         <w:t xml:space="preserve"> 이후 블랙박스 기록 분석 기술이 발전하면서, 그 사고들 중 다수가 실제로는 조종석 설계 결함, 관제 시스템의 정보 전달 오류, 절차 매뉴얼의 모호성 등 시스템 차원의 문제에서 비롯된 것으로 재진단되었다. 조종사는 가장 가시적인 행위자였고, 그렇기에 가장 먼저 탓을 받았다.</w:t>
@@ -1027,7 +1027,7 @@
         <w:rPr>
           <w:rStyle w:val="footnote reference"/>
         </w:rPr>
-        <w:footnoteReference w:id="29"/>
+        <w:footnoteReference w:id="22"/>
       </w:r>
       <w:r>
         <w:t xml:space="preserve"> 같은 모델도 어떤 시스템 안에 놓이느냐에 따라 안정적으로 동작하기도 하고 반복적으로 실패하기도 한다.</w:t>
@@ -1042,7 +1042,7 @@
         <w:rPr>
           <w:rStyle w:val="footnote reference"/>
         </w:rPr>
-        <w:footnoteReference w:id="30"/>
+        <w:footnoteReference w:id="23"/>
       </w:r>
       <w:r>
         <w:t xml:space="preserve"> 이 두 속성은 컴포넌트 단위의 테스트로는 충분히 포착되지 않으며, 시스템 전체의 구조를 통해서만 제어할 수 있다.</w:t>
@@ -1067,7 +1067,7 @@
         <w:rPr>
           <w:rStyle w:val="footnote reference"/>
         </w:rPr>
-        <w:footnoteReference w:id="31"/>
+        <w:footnoteReference w:id="24"/>
       </w:r>
       <w:r>
         <w:t xml:space="preserve"> 비결정성이 있다는 사실을 인정하고, 그것을 어느 수준에서 허용하며 어떤 방식으로 제어할 것인지를 설계 단계에서 결정하는 것—이것이 시스템 관점의 출발점이다. 1장에서 확립된 비결정성의 언어가 여기서 다시 설계 원칙으로 연결된다.</w:t>
@@ -1090,7 +1090,7 @@
         <w:rPr>
           <w:rStyle w:val="footnote reference"/>
         </w:rPr>
-        <w:footnoteReference w:id="32"/>
+        <w:footnoteReference w:id="22"/>
       </w:r>
       <w:r>
         <w:t xml:space="preserve"> 실패 모드를 먼저 열거하고, 그 영향을 추적하고, 대응 경로를 설계하는 순서다.</w:t>
@@ -1105,7 +1105,7 @@
         <w:rPr>
           <w:rStyle w:val="footnote reference"/>
         </w:rPr>
-        <w:footnoteReference w:id="33"/>
+        <w:footnoteReference w:id="25"/>
       </w:r>
       <w:r>
         <w:t xml:space="preserve"> 장애가 발생했을 때 "누가 실수했는가"가 아니라 "어떤 구조가 이 실수를 가능하게 했는가"를 묻는 이 방식은, 귀인의 대상을 개인에서 시스템으로 이동시킨다. AI 시스템 설계에서도 같은 이동이 필요하다. "모델이 왜 이런 출력을 냈는가"보다 "어떤 시스템 구조가 이 출력이 문제로 이어지도록 만들었는가"를 먼저 묻는 것이다.</w:t>
@@ -1308,7 +1308,7 @@
         <w:rPr>
           <w:rStyle w:val="footnote reference"/>
         </w:rPr>
-        <w:footnoteReference w:id="34"/>
+        <w:footnoteReference w:id="26"/>
       </w:r>
       <w:r>
         <w:t xml:space="preserve"> 규모가 아니라 관점이 달라지는 것이다.</w:t>
@@ -1440,7 +1440,7 @@
         <w:rPr>
           <w:rStyle w:val="footnote reference"/>
         </w:rPr>
-        <w:footnoteReference w:id="35"/>
+        <w:footnoteReference w:id="26"/>
       </w:r>
     </w:p>
     <w:p>
@@ -1452,7 +1452,7 @@
         <w:rPr>
           <w:rStyle w:val="footnote reference"/>
         </w:rPr>
-        <w:footnoteReference w:id="36"/>
+        <w:footnoteReference w:id="27"/>
       </w:r>
       <w:r>
         <w:t xml:space="preserve"> 이 수치는 1장에서 도입된 비결정성의 언어가 추상적 개념이 아니라 실측 가능한 시스템 속성임을 확인시켜 준다. 그리고 그 속성을 어떻게 처리할 것인지—하네스로 감쌀 것인지, 평가 기준을 먼저 정의할 것인지, 시스템 구조로 제어할 것인지—가 설계 결정의 실질적 내용이다.</w:t>
@@ -2900,7 +2900,7 @@
         <w:t xml:space="preserve"> </w:t>
       </w:r>
       <w:r>
-        <w:t xml:space="preserve">RAND Corporation (2024). AI 도입 분석 보고서.</w:t>
+        <w:t xml:space="preserve">McKinsey &amp; Company. AI 채택-가치 격차(adoption-value gap) 조사 보고서.</w:t>
       </w:r>
     </w:p>
   </w:footnote>
@@ -2919,7 +2919,7 @@
         <w:t xml:space="preserve"> </w:t>
       </w:r>
       <w:r>
-        <w:t xml:space="preserve">McKinsey &amp; Company. AI 채택-가치 격차(adoption-value gap) 조사 보고서.</w:t>
+        <w:t xml:space="preserve">Vinay, A. (2025). LLM failure modes analysis.</w:t>
       </w:r>
     </w:p>
   </w:footnote>
@@ -2938,7 +2938,7 @@
         <w:t xml:space="preserve"> </w:t>
       </w:r>
       <w:r>
-        <w:t xml:space="preserve">Sculley, D. et al. (2015). Hidden Technical Debt in Machine Learning Systems. *NeurIPS 2015*.</w:t>
+        <w:t xml:space="preserve">Ma, Y. (2025). Orchestration and runtime failure patterns in multi-agent systems.</w:t>
       </w:r>
     </w:p>
   </w:footnote>
@@ -2957,7 +2957,7 @@
         <w:t xml:space="preserve"> </w:t>
       </w:r>
       <w:r>
-        <w:t xml:space="preserve">Vinay, A. (2025). LLM failure modes analysis.</w:t>
+        <w:t xml:space="preserve">Paleyes, A. et al. (2022). Challenges in deploying machine learning: a survey of case studies. *ACM Computing Surveys*.</w:t>
       </w:r>
     </w:p>
   </w:footnote>
@@ -2976,7 +2976,7 @@
         <w:t xml:space="preserve"> </w:t>
       </w:r>
       <w:r>
-        <w:t xml:space="preserve">Vinay, A. (2025). LLM failure modes analysis.</w:t>
+        <w:t xml:space="preserve">Joo, J. (2024). AI anthropomorphization and attribution error mechanisms.</w:t>
       </w:r>
     </w:p>
   </w:footnote>
@@ -2995,7 +2995,7 @@
         <w:t xml:space="preserve"> </w:t>
       </w:r>
       <w:r>
-        <w:t xml:space="preserve">Ma, Y. (2025). Orchestration and runtime failure patterns in multi-agent systems.</w:t>
+        <w:t xml:space="preserve">Tian, R. (2025). Why prompt engineering fails to resolve system-level failures.</w:t>
       </w:r>
     </w:p>
   </w:footnote>
@@ -3014,7 +3014,7 @@
         <w:t xml:space="preserve"> </w:t>
       </w:r>
       <w:r>
-        <w:t xml:space="preserve">Ma, Y. (2025). Orchestration and runtime failure patterns in multi-agent systems.</w:t>
+        <w:t xml:space="preserve">Holden, J. (2009). Aviation accident attribution history: from pilot error to system failure.</w:t>
       </w:r>
     </w:p>
   </w:footnote>
@@ -3033,7 +3033,7 @@
         <w:t xml:space="preserve"> </w:t>
       </w:r>
       <w:r>
-        <w:t xml:space="preserve">Paleyes, A. et al. (2022). Challenges in deploying machine learning: a survey of case studies. *ACM Computing Surveys*.</w:t>
+        <w:t xml:space="preserve">Kästner, C. (n.d.). *Software Engineering for AI-Enabled Systems*. CMU Open Access.</w:t>
       </w:r>
     </w:p>
   </w:footnote>
@@ -3052,7 +3052,7 @@
         <w:t xml:space="preserve"> </w:t>
       </w:r>
       <w:r>
-        <w:t xml:space="preserve">Sculley, D. et al. (2015). Hidden Technical Debt in Machine Learning Systems. *NeurIPS 2015*.</w:t>
+        <w:t xml:space="preserve">Kumar, V. (2019). Why ML system failures differ from traditional software failures.</w:t>
       </w:r>
     </w:p>
   </w:footnote>
@@ -3071,7 +3071,7 @@
         <w:t xml:space="preserve"> </w:t>
       </w:r>
       <w:r>
-        <w:t xml:space="preserve">Sculley, D. et al. (2015). Hidden Technical Debt in Machine Learning Systems. *NeurIPS 2015*.</w:t>
+        <w:t xml:space="preserve">He, X. (2025). Nondeterminism as a correctable system property.</w:t>
       </w:r>
     </w:p>
   </w:footnote>
@@ -3090,7 +3090,7 @@
         <w:t xml:space="preserve"> </w:t>
       </w:r>
       <w:r>
-        <w:t xml:space="preserve">Joo, J. (2024). AI anthropomorphization and attribution error mechanisms.</w:t>
+        <w:t xml:space="preserve">Google SRE. *Blameless Postmortems and a Just Culture*. Google Site Reliability Engineering.</w:t>
       </w:r>
     </w:p>
   </w:footnote>
@@ -3109,182 +3109,11 @@
         <w:t xml:space="preserve"> </w:t>
       </w:r>
       <w:r>
-        <w:t xml:space="preserve">Tian, R. (2025). Why prompt engineering fails to resolve system-level failures.</w:t>
+        <w:t xml:space="preserve">Cemri, M. et al. (2025). MAST: Structural failure modes in LLM-based systems.</w:t>
       </w:r>
     </w:p>
   </w:footnote>
   <w:footnote w:id="27">
-    <w:p>
-      <w:pPr>
-        <w:pStyle w:val="footnote text"/>
-      </w:pPr>
-      <w:r>
-        <w:rPr>
-          <w:rStyle w:val="footnote reference"/>
-        </w:rPr>
-        <w:footnoteRef/>
-      </w:r>
-      <w:r>
-        <w:t xml:space="preserve"> </w:t>
-      </w:r>
-      <w:r>
-        <w:t xml:space="preserve">RAND Corporation (2024). AI 도입 분석 보고서.</w:t>
-      </w:r>
-    </w:p>
-  </w:footnote>
-  <w:footnote w:id="28">
-    <w:p>
-      <w:pPr>
-        <w:pStyle w:val="footnote text"/>
-      </w:pPr>
-      <w:r>
-        <w:rPr>
-          <w:rStyle w:val="footnote reference"/>
-        </w:rPr>
-        <w:footnoteRef/>
-      </w:r>
-      <w:r>
-        <w:t xml:space="preserve"> </w:t>
-      </w:r>
-      <w:r>
-        <w:t xml:space="preserve">Holden, J. (2009). Aviation accident attribution history: from pilot error to system failure.</w:t>
-      </w:r>
-    </w:p>
-  </w:footnote>
-  <w:footnote w:id="29">
-    <w:p>
-      <w:pPr>
-        <w:pStyle w:val="footnote text"/>
-      </w:pPr>
-      <w:r>
-        <w:rPr>
-          <w:rStyle w:val="footnote reference"/>
-        </w:rPr>
-        <w:footnoteRef/>
-      </w:r>
-      <w:r>
-        <w:t xml:space="preserve"> </w:t>
-      </w:r>
-      <w:r>
-        <w:t xml:space="preserve">Kästner, C. (n.d.). *Software Engineering for AI-Enabled Systems*. CMU Open Access.</w:t>
-      </w:r>
-    </w:p>
-  </w:footnote>
-  <w:footnote w:id="30">
-    <w:p>
-      <w:pPr>
-        <w:pStyle w:val="footnote text"/>
-      </w:pPr>
-      <w:r>
-        <w:rPr>
-          <w:rStyle w:val="footnote reference"/>
-        </w:rPr>
-        <w:footnoteRef/>
-      </w:r>
-      <w:r>
-        <w:t xml:space="preserve"> </w:t>
-      </w:r>
-      <w:r>
-        <w:t xml:space="preserve">Kumar, V. (2019). Why ML system failures differ from traditional software failures.</w:t>
-      </w:r>
-    </w:p>
-  </w:footnote>
-  <w:footnote w:id="31">
-    <w:p>
-      <w:pPr>
-        <w:pStyle w:val="footnote text"/>
-      </w:pPr>
-      <w:r>
-        <w:rPr>
-          <w:rStyle w:val="footnote reference"/>
-        </w:rPr>
-        <w:footnoteRef/>
-      </w:r>
-      <w:r>
-        <w:t xml:space="preserve"> </w:t>
-      </w:r>
-      <w:r>
-        <w:t xml:space="preserve">He, X. (2025). Nondeterminism as a correctable system property.</w:t>
-      </w:r>
-    </w:p>
-  </w:footnote>
-  <w:footnote w:id="32">
-    <w:p>
-      <w:pPr>
-        <w:pStyle w:val="footnote text"/>
-      </w:pPr>
-      <w:r>
-        <w:rPr>
-          <w:rStyle w:val="footnote reference"/>
-        </w:rPr>
-        <w:footnoteRef/>
-      </w:r>
-      <w:r>
-        <w:t xml:space="preserve"> </w:t>
-      </w:r>
-      <w:r>
-        <w:t xml:space="preserve">Kästner, C. (n.d.). *Software Engineering for AI-Enabled Systems*. CMU Open Access.</w:t>
-      </w:r>
-    </w:p>
-  </w:footnote>
-  <w:footnote w:id="33">
-    <w:p>
-      <w:pPr>
-        <w:pStyle w:val="footnote text"/>
-      </w:pPr>
-      <w:r>
-        <w:rPr>
-          <w:rStyle w:val="footnote reference"/>
-        </w:rPr>
-        <w:footnoteRef/>
-      </w:r>
-      <w:r>
-        <w:t xml:space="preserve"> </w:t>
-      </w:r>
-      <w:r>
-        <w:t xml:space="preserve">Google SRE. *Blameless Postmortems and a Just Culture*. Google Site Reliability Engineering.</w:t>
-      </w:r>
-    </w:p>
-  </w:footnote>
-  <w:footnote w:id="34">
-    <w:p>
-      <w:pPr>
-        <w:pStyle w:val="footnote text"/>
-      </w:pPr>
-      <w:r>
-        <w:rPr>
-          <w:rStyle w:val="footnote reference"/>
-        </w:rPr>
-        <w:footnoteRef/>
-      </w:r>
-      <w:r>
-        <w:t xml:space="preserve"> </w:t>
-      </w:r>
-      <w:r>
-        <w:t xml:space="preserve">Cemri, M. et al. (2025). MAST: Structural failure modes in LLM-based systems.</w:t>
-      </w:r>
-    </w:p>
-  </w:footnote>
-  <w:footnote w:id="35">
-    <w:p>
-      <w:pPr>
-        <w:pStyle w:val="footnote text"/>
-      </w:pPr>
-      <w:r>
-        <w:rPr>
-          <w:rStyle w:val="footnote reference"/>
-        </w:rPr>
-        <w:footnoteRef/>
-      </w:r>
-      <w:r>
-        <w:t xml:space="preserve"> </w:t>
-      </w:r>
-      <w:r>
-        <w:t xml:space="preserve">Cemri, M. et al. (2025). MAST: Structural failure modes in LLM-based systems.</w:t>
-      </w:r>
-    </w:p>
-  </w:footnote>
-  <w:footnote w:id="36">
     <w:p>
       <w:pPr>
         <w:pStyle w:val="footnote text"/>

--- a/export/ch03_draft_v5.docx
+++ b/export/ch03_draft_v5.docx
@@ -89,7 +89,7 @@
         <w:rPr>
           <w:rStyle w:val="footnote reference"/>
         </w:rPr>
-        <w:footnoteReference w:id="12"/>
+        <w:footnoteReference w:id="1"/>
       </w:r>
     </w:p>
     <w:p>
@@ -161,7 +161,7 @@
         <w:rPr>
           <w:rStyle w:val="footnote reference"/>
         </w:rPr>
-        <w:footnoteReference w:id="13"/>
+        <w:footnoteReference w:id="2"/>
       </w:r>
       <w:r>
         <w:t xml:space="preserve"> 실패가 발생할 수 있는 표면적(surface area)이 모델 바깥에 압도적으로 많다는 의미다.</w:t>
@@ -325,7 +325,7 @@
         <w:rPr>
           <w:rStyle w:val="footnote reference"/>
         </w:rPr>
-        <w:footnoteReference w:id="14"/>
+        <w:footnoteReference w:id="3"/>
       </w:r>
       <w:r>
         <w:t xml:space="preserve"> 더 좋은 부품을 쓰면 더 좋은 결과가 나와야 한다는 논리는 많은 엔지니어가 처음 직면하는 직관이다. 전통적 소프트웨어에서는 실제로 그 직관이 유효한 경우가 많다. 그러나 AI 시스템은 그 직관이 예상대로 작동하지 않는 방식으로 구성되어 있다.</w:t>
@@ -340,7 +340,7 @@
         <w:rPr>
           <w:rStyle w:val="footnote reference"/>
         </w:rPr>
-        <w:footnoteReference w:id="12"/>
+        <w:footnoteReference w:id="1"/>
       </w:r>
       <w:r>
         <w:t xml:space="preserve"> McKinsey의 조사에서도 비슷한 결과가 나타난다. AI를 도입한 조직 중 기대했던 비즈니스 가치를 실현한 비율은 절반에 미치지 못하며, 채택과 가치 실현 사이의 격차(adoption-value gap)는 기술의 문제라기보다 시스템 설계와 운영 역량의 문제로 분석된다.</w:t>
@@ -349,7 +349,7 @@
         <w:rPr>
           <w:rStyle w:val="footnote reference"/>
         </w:rPr>
-        <w:footnoteReference w:id="15"/>
+        <w:footnoteReference w:id="4"/>
       </w:r>
     </w:p>
     <w:p>
@@ -389,7 +389,7 @@
         <w:rPr>
           <w:rStyle w:val="footnote reference"/>
         </w:rPr>
-        <w:footnoteReference w:id="13"/>
+        <w:footnoteReference w:id="2"/>
       </w:r>
       <w:r>
         <w:t xml:space="preserve"> 나머지 95%는 데이터 수집·전처리, 특성 추출, 서빙 인프라, 모니터링, 피드백 루프 등 모델을 둘러싼 구조로 채워진다. 이 수치는 과장이 아니다. 모델이 시스템에서 차지하는 실제 위치를 정확히 표현한 것이다.</w:t>
@@ -548,7 +548,7 @@
         <w:rPr>
           <w:rStyle w:val="footnote reference"/>
         </w:rPr>
-        <w:footnoteReference w:id="16"/>
+        <w:footnoteReference w:id="5"/>
       </w:r>
       <w:r>
         <w:t xml:space="preserve"> Vinay(2025)는 LLM 특화 실패 모드 15가지를 분석하면서, 출력 처리 단계의 실패가 모델 자체의 실패로 오인되는 경우가 상당수라고 지적한다.</w:t>
@@ -557,7 +557,7 @@
         <w:rPr>
           <w:rStyle w:val="footnote reference"/>
         </w:rPr>
-        <w:footnoteReference w:id="16"/>
+        <w:footnoteReference w:id="5"/>
       </w:r>
     </w:p>
     <w:p>
@@ -575,7 +575,7 @@
         <w:rPr>
           <w:rStyle w:val="footnote reference"/>
         </w:rPr>
-        <w:footnoteReference w:id="17"/>
+        <w:footnoteReference w:id="6"/>
       </w:r>
       <w:r>
         <w:t xml:space="preserve"> Ma(2025)의 분석에 따르면 멀티 에이전트 시스템에서 오케스트레이션 계층의 실패는 개별 모델의 출력이 정상임에도 전체 결과가 비정상으로 보이는 증상을 만들어낸다.</w:t>
@@ -584,7 +584,7 @@
         <w:rPr>
           <w:rStyle w:val="footnote reference"/>
         </w:rPr>
-        <w:footnoteReference w:id="17"/>
+        <w:footnoteReference w:id="6"/>
       </w:r>
     </w:p>
     <w:p>
@@ -602,7 +602,7 @@
         <w:rPr>
           <w:rStyle w:val="footnote reference"/>
         </w:rPr>
-        <w:footnoteReference w:id="18"/>
+        <w:footnoteReference w:id="7"/>
       </w:r>
       <w:r>
         <w:t xml:space="preserve"> Sculley 등이 지적한 숨겨진 피드백 루프(hidden feedback loop, 시스템의 출력이 다시 입력 데이터에 영향을 미치는 순환 구조)와 경계 침식(boundary erosion, 컴포넌트 간 책임 경계가 불분명해지는 현상)도 이 지점에서 주로 나타난다.</w:t>
@@ -611,7 +611,7 @@
         <w:rPr>
           <w:rStyle w:val="footnote reference"/>
         </w:rPr>
-        <w:footnoteReference w:id="13"/>
+        <w:footnoteReference w:id="2"/>
       </w:r>
     </w:p>
     <w:p>
@@ -738,7 +738,7 @@
         <w:rPr>
           <w:rStyle w:val="footnote reference"/>
         </w:rPr>
-        <w:footnoteReference w:id="13"/>
+        <w:footnoteReference w:id="2"/>
       </w:r>
       <w:r>
         <w:t xml:space="preserve"> 나머지 95%는 대부분 비가시적 경로에 해당한다. 그러나 팀이 문제를 진단할 때 자연스럽게 시선을 고정하는 것은 그 5%다. 이것이 가시성 비대칭(visibility asymmetry)이다. 실패 지점의 분포와 진단의 방향이 정반대로 향한다.</w:t>
@@ -777,7 +777,7 @@
         <w:rPr>
           <w:rStyle w:val="footnote reference"/>
         </w:rPr>
-        <w:footnoteReference w:id="19"/>
+        <w:footnoteReference w:id="8"/>
       </w:r>
     </w:p>
     <w:p>
@@ -789,7 +789,7 @@
         <w:rPr>
           <w:rStyle w:val="footnote reference"/>
         </w:rPr>
-        <w:footnoteReference w:id="20"/>
+        <w:footnoteReference w:id="9"/>
       </w:r>
     </w:p>
     <w:p>
@@ -809,7 +809,7 @@
         <w:rPr>
           <w:rStyle w:val="footnote reference"/>
         </w:rPr>
-        <w:footnoteReference w:id="12"/>
+        <w:footnoteReference w:id="1"/>
       </w:r>
       <w:r>
         <w:t xml:space="preserve"> 그러나 사후 분석에서 팀이 기록하는 실패 원인은 여전히 모델 관련 항목이 높은 비중을 차지한다. 통계적 실패 원인과 귀인된 실패 원인 사이의 이 격차가 귀인 편향(attribution bias)이 작동하고 있음을 시사한다.</w:t>
@@ -824,7 +824,7 @@
         <w:rPr>
           <w:rStyle w:val="footnote reference"/>
         </w:rPr>
-        <w:footnoteReference w:id="21"/>
+        <w:footnoteReference w:id="10"/>
       </w:r>
       <w:r>
         <w:t xml:space="preserve"> 이후 블랙박스 기록 분석 기술이 발전하면서, 그 사고들 중 다수가 실제로는 조종석 설계 결함, 관제 시스템의 정보 전달 오류, 절차 매뉴얼의 모호성 등 시스템 차원의 문제에서 비롯된 것으로 재진단되었다. 조종사는 가장 가시적인 행위자였고, 그렇기에 가장 먼저 탓을 받았다.</w:t>
@@ -1027,7 +1027,7 @@
         <w:rPr>
           <w:rStyle w:val="footnote reference"/>
         </w:rPr>
-        <w:footnoteReference w:id="22"/>
+        <w:footnoteReference w:id="11"/>
       </w:r>
       <w:r>
         <w:t xml:space="preserve"> 같은 모델도 어떤 시스템 안에 놓이느냐에 따라 안정적으로 동작하기도 하고 반복적으로 실패하기도 한다.</w:t>
@@ -1042,7 +1042,7 @@
         <w:rPr>
           <w:rStyle w:val="footnote reference"/>
         </w:rPr>
-        <w:footnoteReference w:id="23"/>
+        <w:footnoteReference w:id="12"/>
       </w:r>
       <w:r>
         <w:t xml:space="preserve"> 이 두 속성은 컴포넌트 단위의 테스트로는 충분히 포착되지 않으며, 시스템 전체의 구조를 통해서만 제어할 수 있다.</w:t>
@@ -1067,7 +1067,7 @@
         <w:rPr>
           <w:rStyle w:val="footnote reference"/>
         </w:rPr>
-        <w:footnoteReference w:id="24"/>
+        <w:footnoteReference w:id="13"/>
       </w:r>
       <w:r>
         <w:t xml:space="preserve"> 비결정성이 있다는 사실을 인정하고, 그것을 어느 수준에서 허용하며 어떤 방식으로 제어할 것인지를 설계 단계에서 결정하는 것—이것이 시스템 관점의 출발점이다. 1장에서 확립된 비결정성의 언어가 여기서 다시 설계 원칙으로 연결된다.</w:t>
@@ -1090,7 +1090,7 @@
         <w:rPr>
           <w:rStyle w:val="footnote reference"/>
         </w:rPr>
-        <w:footnoteReference w:id="22"/>
+        <w:footnoteReference w:id="11"/>
       </w:r>
       <w:r>
         <w:t xml:space="preserve"> 실패 모드를 먼저 열거하고, 그 영향을 추적하고, 대응 경로를 설계하는 순서다.</w:t>
@@ -1105,7 +1105,7 @@
         <w:rPr>
           <w:rStyle w:val="footnote reference"/>
         </w:rPr>
-        <w:footnoteReference w:id="25"/>
+        <w:footnoteReference w:id="14"/>
       </w:r>
       <w:r>
         <w:t xml:space="preserve"> 장애가 발생했을 때 "누가 실수했는가"가 아니라 "어떤 구조가 이 실수를 가능하게 했는가"를 묻는 이 방식은, 귀인의 대상을 개인에서 시스템으로 이동시킨다. AI 시스템 설계에서도 같은 이동이 필요하다. "모델이 왜 이런 출력을 냈는가"보다 "어떤 시스템 구조가 이 출력이 문제로 이어지도록 만들었는가"를 먼저 묻는 것이다.</w:t>
@@ -1308,7 +1308,7 @@
         <w:rPr>
           <w:rStyle w:val="footnote reference"/>
         </w:rPr>
-        <w:footnoteReference w:id="26"/>
+        <w:footnoteReference w:id="15"/>
       </w:r>
       <w:r>
         <w:t xml:space="preserve"> 규모가 아니라 관점이 달라지는 것이다.</w:t>
@@ -1440,7 +1440,7 @@
         <w:rPr>
           <w:rStyle w:val="footnote reference"/>
         </w:rPr>
-        <w:footnoteReference w:id="26"/>
+        <w:footnoteReference w:id="15"/>
       </w:r>
     </w:p>
     <w:p>
@@ -1452,7 +1452,7 @@
         <w:rPr>
           <w:rStyle w:val="footnote reference"/>
         </w:rPr>
-        <w:footnoteReference w:id="27"/>
+        <w:footnoteReference w:id="16"/>
       </w:r>
       <w:r>
         <w:t xml:space="preserve"> 이 수치는 1장에서 도입된 비결정성의 언어가 추상적 개념이 아니라 실측 가능한 시스템 속성임을 확인시켜 준다. 그리고 그 속성을 어떻게 처리할 것인지—하네스로 감쌀 것인지, 평가 기준을 먼저 정의할 것인지, 시스템 구조로 제어할 것인지—가 설계 결정의 실질적 내용이다.</w:t>
@@ -2515,11 +2515,11 @@
   <w:footnote w:id="1">
     <w:p>
       <w:pPr>
-        <w:pStyle w:val="a7"/>
-      </w:pPr>
-      <w:r>
-        <w:rPr>
-          <w:rStyle w:val="a6"/>
+        <w:pStyle w:val="footnote text"/>
+      </w:pPr>
+      <w:r>
+        <w:rPr>
+          <w:rStyle w:val="footnote reference"/>
         </w:rPr>
         <w:footnoteRef/>
       </w:r>
@@ -2527,25 +2527,18 @@
         <w:t xml:space="preserve"> </w:t>
       </w:r>
       <w:r>
-        <w:t xml:space="preserve">RAND Corporation. </w:t>
-      </w:r>
-      <w:r>
-        <w:rPr>
-          <w:i/>
-          <w:iCs/>
-        </w:rPr>
-        <w:t>*AI and the Future of Work: Opportunities and Challenges</w:t>
+        <w:t xml:space="preserve">RAND Corporation (2024). AI 도입 분석 보고서.</w:t>
       </w:r>
     </w:p>
   </w:footnote>
   <w:footnote w:id="2">
     <w:p>
       <w:pPr>
-        <w:pStyle w:val="a7"/>
-      </w:pPr>
-      <w:r>
-        <w:rPr>
-          <w:rStyle w:val="a6"/>
+        <w:pStyle w:val="footnote text"/>
+      </w:pPr>
+      <w:r>
+        <w:rPr>
+          <w:rStyle w:val="footnote reference"/>
         </w:rPr>
         <w:footnoteRef/>
       </w:r>
@@ -2553,28 +2546,18 @@
         <w:t xml:space="preserve"> </w:t>
       </w:r>
       <w:r>
-        <w:t xml:space="preserve">Gartner. </w:t>
-      </w:r>
-      <w:r>
-        <w:rPr>
-          <w:i/>
-          <w:iCs/>
-        </w:rPr>
-        <w:t>*Gartner Predicts 2024: Generative AI*</w:t>
-      </w:r>
-      <w:r>
-        <w:t>. 2024.</w:t>
+        <w:t xml:space="preserve">Sculley, D. et al. (2015). Hidden Technical Debt in Machine Learning Systems. *NeurIPS 2015*.</w:t>
       </w:r>
     </w:p>
   </w:footnote>
   <w:footnote w:id="3">
     <w:p>
       <w:pPr>
-        <w:pStyle w:val="a7"/>
-      </w:pPr>
-      <w:r>
-        <w:rPr>
-          <w:rStyle w:val="a6"/>
+        <w:pStyle w:val="footnote text"/>
+      </w:pPr>
+      <w:r>
+        <w:rPr>
+          <w:rStyle w:val="footnote reference"/>
         </w:rPr>
         <w:footnoteRef/>
       </w:r>
@@ -2582,28 +2565,18 @@
         <w:t xml:space="preserve"> </w:t>
       </w:r>
       <w:r>
-        <w:t xml:space="preserve"> Boston Consulting Group. </w:t>
-      </w:r>
-      <w:r>
-        <w:rPr>
-          <w:i/>
-          <w:iCs/>
-        </w:rPr>
-        <w:t>*AI at Scale: Closing the Value Gap*</w:t>
-      </w:r>
-      <w:r>
-        <w:t>. 2024.</w:t>
+        <w:t xml:space="preserve">Huyen, C. (2022). *Designing Machine Learning Systems*. O'Reilly Media.</w:t>
       </w:r>
     </w:p>
   </w:footnote>
   <w:footnote w:id="4">
     <w:p>
       <w:pPr>
-        <w:pStyle w:val="a7"/>
-      </w:pPr>
-      <w:r>
-        <w:rPr>
-          <w:rStyle w:val="a6"/>
+        <w:pStyle w:val="footnote text"/>
+      </w:pPr>
+      <w:r>
+        <w:rPr>
+          <w:rStyle w:val="footnote reference"/>
         </w:rPr>
         <w:footnoteRef/>
       </w:r>
@@ -2611,28 +2584,18 @@
         <w:t xml:space="preserve"> </w:t>
       </w:r>
       <w:r>
-        <w:t xml:space="preserve">Deloitte. </w:t>
-      </w:r>
-      <w:r>
-        <w:rPr>
-          <w:i/>
-          <w:iCs/>
-        </w:rPr>
-        <w:t>*State of Generative AI in the Enterprise Q4 2024*</w:t>
-      </w:r>
-      <w:r>
-        <w:t>. 2024.</w:t>
+        <w:t xml:space="preserve">McKinsey &amp; Company. AI 채택-가치 격차(adoption-value gap) 조사 보고서.</w:t>
       </w:r>
     </w:p>
   </w:footnote>
   <w:footnote w:id="5">
     <w:p>
       <w:pPr>
-        <w:pStyle w:val="a7"/>
-      </w:pPr>
-      <w:r>
-        <w:rPr>
-          <w:rStyle w:val="a6"/>
+        <w:pStyle w:val="footnote text"/>
+      </w:pPr>
+      <w:r>
+        <w:rPr>
+          <w:rStyle w:val="footnote reference"/>
         </w:rPr>
         <w:footnoteRef/>
       </w:r>
@@ -2640,28 +2603,18 @@
         <w:t xml:space="preserve"> </w:t>
       </w:r>
       <w:r>
-        <w:t xml:space="preserve">ZenML. </w:t>
-      </w:r>
-      <w:r>
-        <w:rPr>
-          <w:i/>
-          <w:iCs/>
-        </w:rPr>
-        <w:t>*The State of AI Engineering 2024: Analysis of 1,200+ Deployments*</w:t>
-      </w:r>
-      <w:r>
-        <w:t>. 2024.</w:t>
+        <w:t xml:space="preserve">Vinay, A. (2025). LLM failure modes analysis.</w:t>
       </w:r>
     </w:p>
   </w:footnote>
   <w:footnote w:id="6">
     <w:p>
       <w:pPr>
-        <w:pStyle w:val="a7"/>
-      </w:pPr>
-      <w:r>
-        <w:rPr>
-          <w:rStyle w:val="a6"/>
+        <w:pStyle w:val="footnote text"/>
+      </w:pPr>
+      <w:r>
+        <w:rPr>
+          <w:rStyle w:val="footnote reference"/>
         </w:rPr>
         <w:footnoteRef/>
       </w:r>
@@ -2669,28 +2622,18 @@
         <w:t xml:space="preserve"> </w:t>
       </w:r>
       <w:r>
-        <w:t>Ouyang, S., et al. "On the Reliability of LLM-Generated Code." </w:t>
-      </w:r>
-      <w:r>
-        <w:rPr>
-          <w:i/>
-          <w:iCs/>
-        </w:rPr>
-        <w:t>arXiv</w:t>
-      </w:r>
-      <w:r>
-        <w:t>, 2025</w:t>
+        <w:t xml:space="preserve">Ma, Y. (2025). Orchestration and runtime failure patterns in multi-agent systems.</w:t>
       </w:r>
     </w:p>
   </w:footnote>
   <w:footnote w:id="7">
     <w:p>
       <w:pPr>
-        <w:pStyle w:val="a7"/>
-      </w:pPr>
-      <w:r>
-        <w:rPr>
-          <w:rStyle w:val="a6"/>
+        <w:pStyle w:val="footnote text"/>
+      </w:pPr>
+      <w:r>
+        <w:rPr>
+          <w:rStyle w:val="footnote reference"/>
         </w:rPr>
         <w:footnoteRef/>
       </w:r>
@@ -2698,28 +2641,18 @@
         <w:t xml:space="preserve"> </w:t>
       </w:r>
       <w:r>
-        <w:t>Atil, B., et al. "Nondeterminism in Large Language Models: A Study of Temperature and Sampling." </w:t>
-      </w:r>
-      <w:r>
-        <w:rPr>
-          <w:i/>
-          <w:iCs/>
-        </w:rPr>
-        <w:t>arXiv</w:t>
-      </w:r>
-      <w:r>
-        <w:t>, 2024. </w:t>
+        <w:t xml:space="preserve">Paleyes, A. et al. (2022). Challenges in deploying machine learning: a survey of case studies. *ACM Computing Surveys*.</w:t>
       </w:r>
     </w:p>
   </w:footnote>
   <w:footnote w:id="8">
     <w:p>
       <w:pPr>
-        <w:pStyle w:val="a7"/>
-      </w:pPr>
-      <w:r>
-        <w:rPr>
-          <w:rStyle w:val="a6"/>
+        <w:pStyle w:val="footnote text"/>
+      </w:pPr>
+      <w:r>
+        <w:rPr>
+          <w:rStyle w:val="footnote reference"/>
         </w:rPr>
         <w:footnoteRef/>
       </w:r>
@@ -2727,28 +2660,18 @@
         <w:t xml:space="preserve"> </w:t>
       </w:r>
       <w:r>
-        <w:t>O'Reilly Radar. </w:t>
-      </w:r>
-      <w:r>
-        <w:rPr>
-          <w:i/>
-          <w:iCs/>
-        </w:rPr>
-        <w:t>AI Trends Report 2026</w:t>
-      </w:r>
-      <w:r>
-        <w:t>. 2026</w:t>
+        <w:t xml:space="preserve">Joo, J. (2024). AI anthropomorphization and attribution error mechanisms.</w:t>
       </w:r>
     </w:p>
   </w:footnote>
   <w:footnote w:id="9">
     <w:p>
       <w:pPr>
-        <w:pStyle w:val="a7"/>
-      </w:pPr>
-      <w:r>
-        <w:rPr>
-          <w:rStyle w:val="a6"/>
+        <w:pStyle w:val="footnote text"/>
+      </w:pPr>
+      <w:r>
+        <w:rPr>
+          <w:rStyle w:val="footnote reference"/>
         </w:rPr>
         <w:footnoteRef/>
       </w:r>
@@ -2756,28 +2679,18 @@
         <w:t xml:space="preserve"> </w:t>
       </w:r>
       <w:r>
-        <w:t>Sculley, D., et al. "Hidden Technical Debt in Machine Learning Systems." </w:t>
-      </w:r>
-      <w:r>
-        <w:rPr>
-          <w:i/>
-          <w:iCs/>
-        </w:rPr>
-        <w:t>Advances in Neural Information Processing Systems (NeurIPS)</w:t>
-      </w:r>
-      <w:r>
-        <w:t>, 2015</w:t>
+        <w:t xml:space="preserve">Tian, R. (2025). Why prompt engineering fails to resolve system-level failures.</w:t>
       </w:r>
     </w:p>
   </w:footnote>
   <w:footnote w:id="10">
     <w:p>
       <w:pPr>
-        <w:pStyle w:val="a7"/>
-      </w:pPr>
-      <w:r>
-        <w:rPr>
-          <w:rStyle w:val="a6"/>
+        <w:pStyle w:val="footnote text"/>
+      </w:pPr>
+      <w:r>
+        <w:rPr>
+          <w:rStyle w:val="footnote reference"/>
         </w:rPr>
         <w:footnoteRef/>
       </w:r>
@@ -2785,28 +2698,18 @@
         <w:t xml:space="preserve"> </w:t>
       </w:r>
       <w:r>
-        <w:t>Fowler, M. et al. "Patterns for Building LLM-based Systems &amp; Products." </w:t>
-      </w:r>
-      <w:r>
-        <w:rPr>
-          <w:i/>
-          <w:iCs/>
-        </w:rPr>
-        <w:t>martinfowler.com</w:t>
-      </w:r>
-      <w:r>
-        <w:t>, 2024.</w:t>
+        <w:t xml:space="preserve">Holden, J. (2009). Aviation accident attribution history: from pilot error to system failure.</w:t>
       </w:r>
     </w:p>
   </w:footnote>
   <w:footnote w:id="11">
     <w:p>
       <w:pPr>
-        <w:pStyle w:val="a7"/>
-      </w:pPr>
-      <w:r>
-        <w:rPr>
-          <w:rStyle w:val="a6"/>
+        <w:pStyle w:val="footnote text"/>
+      </w:pPr>
+      <w:r>
+        <w:rPr>
+          <w:rStyle w:val="footnote reference"/>
         </w:rPr>
         <w:footnoteRef/>
       </w:r>
@@ -2814,17 +2717,7 @@
         <w:t xml:space="preserve"> </w:t>
       </w:r>
       <w:r>
-        <w:t> ZenML. </w:t>
-      </w:r>
-      <w:r>
-        <w:rPr>
-          <w:i/>
-          <w:iCs/>
-        </w:rPr>
-        <w:t>The State of AI Engineering 2024: Analysis of 1,200+ Deployments</w:t>
-      </w:r>
-      <w:r>
-        <w:t>. 2024. </w:t>
+        <w:t xml:space="preserve">Kästner, C. (n.d.). *Software Engineering for AI-Enabled Systems*. CMU Open Access.</w:t>
       </w:r>
     </w:p>
   </w:footnote>
@@ -2843,7 +2736,7 @@
         <w:t xml:space="preserve"> </w:t>
       </w:r>
       <w:r>
-        <w:t xml:space="preserve">RAND Corporation (2024). AI 도입 분석 보고서.</w:t>
+        <w:t xml:space="preserve">Kumar, V. (2019). Why ML system failures differ from traditional software failures.</w:t>
       </w:r>
     </w:p>
   </w:footnote>
@@ -2862,7 +2755,7 @@
         <w:t xml:space="preserve"> </w:t>
       </w:r>
       <w:r>
-        <w:t xml:space="preserve">Sculley, D. et al. (2015). Hidden Technical Debt in Machine Learning Systems. *NeurIPS 2015*.</w:t>
+        <w:t xml:space="preserve">He, X. (2025). Nondeterminism as a correctable system property.</w:t>
       </w:r>
     </w:p>
   </w:footnote>
@@ -2881,7 +2774,7 @@
         <w:t xml:space="preserve"> </w:t>
       </w:r>
       <w:r>
-        <w:t xml:space="preserve">Huyen, C. (2022). *Designing Machine Learning Systems*. O'Reilly Media.</w:t>
+        <w:t xml:space="preserve">Google SRE. *Blameless Postmortems and a Just Culture*. Google Site Reliability Engineering.</w:t>
       </w:r>
     </w:p>
   </w:footnote>
@@ -2900,220 +2793,11 @@
         <w:t xml:space="preserve"> </w:t>
       </w:r>
       <w:r>
-        <w:t xml:space="preserve">McKinsey &amp; Company. AI 채택-가치 격차(adoption-value gap) 조사 보고서.</w:t>
+        <w:t xml:space="preserve">Cemri, M. et al. (2025). MAST: Structural failure modes in LLM-based systems.</w:t>
       </w:r>
     </w:p>
   </w:footnote>
   <w:footnote w:id="16">
-    <w:p>
-      <w:pPr>
-        <w:pStyle w:val="footnote text"/>
-      </w:pPr>
-      <w:r>
-        <w:rPr>
-          <w:rStyle w:val="footnote reference"/>
-        </w:rPr>
-        <w:footnoteRef/>
-      </w:r>
-      <w:r>
-        <w:t xml:space="preserve"> </w:t>
-      </w:r>
-      <w:r>
-        <w:t xml:space="preserve">Vinay, A. (2025). LLM failure modes analysis.</w:t>
-      </w:r>
-    </w:p>
-  </w:footnote>
-  <w:footnote w:id="17">
-    <w:p>
-      <w:pPr>
-        <w:pStyle w:val="footnote text"/>
-      </w:pPr>
-      <w:r>
-        <w:rPr>
-          <w:rStyle w:val="footnote reference"/>
-        </w:rPr>
-        <w:footnoteRef/>
-      </w:r>
-      <w:r>
-        <w:t xml:space="preserve"> </w:t>
-      </w:r>
-      <w:r>
-        <w:t xml:space="preserve">Ma, Y. (2025). Orchestration and runtime failure patterns in multi-agent systems.</w:t>
-      </w:r>
-    </w:p>
-  </w:footnote>
-  <w:footnote w:id="18">
-    <w:p>
-      <w:pPr>
-        <w:pStyle w:val="footnote text"/>
-      </w:pPr>
-      <w:r>
-        <w:rPr>
-          <w:rStyle w:val="footnote reference"/>
-        </w:rPr>
-        <w:footnoteRef/>
-      </w:r>
-      <w:r>
-        <w:t xml:space="preserve"> </w:t>
-      </w:r>
-      <w:r>
-        <w:t xml:space="preserve">Paleyes, A. et al. (2022). Challenges in deploying machine learning: a survey of case studies. *ACM Computing Surveys*.</w:t>
-      </w:r>
-    </w:p>
-  </w:footnote>
-  <w:footnote w:id="19">
-    <w:p>
-      <w:pPr>
-        <w:pStyle w:val="footnote text"/>
-      </w:pPr>
-      <w:r>
-        <w:rPr>
-          <w:rStyle w:val="footnote reference"/>
-        </w:rPr>
-        <w:footnoteRef/>
-      </w:r>
-      <w:r>
-        <w:t xml:space="preserve"> </w:t>
-      </w:r>
-      <w:r>
-        <w:t xml:space="preserve">Joo, J. (2024). AI anthropomorphization and attribution error mechanisms.</w:t>
-      </w:r>
-    </w:p>
-  </w:footnote>
-  <w:footnote w:id="20">
-    <w:p>
-      <w:pPr>
-        <w:pStyle w:val="footnote text"/>
-      </w:pPr>
-      <w:r>
-        <w:rPr>
-          <w:rStyle w:val="footnote reference"/>
-        </w:rPr>
-        <w:footnoteRef/>
-      </w:r>
-      <w:r>
-        <w:t xml:space="preserve"> </w:t>
-      </w:r>
-      <w:r>
-        <w:t xml:space="preserve">Tian, R. (2025). Why prompt engineering fails to resolve system-level failures.</w:t>
-      </w:r>
-    </w:p>
-  </w:footnote>
-  <w:footnote w:id="21">
-    <w:p>
-      <w:pPr>
-        <w:pStyle w:val="footnote text"/>
-      </w:pPr>
-      <w:r>
-        <w:rPr>
-          <w:rStyle w:val="footnote reference"/>
-        </w:rPr>
-        <w:footnoteRef/>
-      </w:r>
-      <w:r>
-        <w:t xml:space="preserve"> </w:t>
-      </w:r>
-      <w:r>
-        <w:t xml:space="preserve">Holden, J. (2009). Aviation accident attribution history: from pilot error to system failure.</w:t>
-      </w:r>
-    </w:p>
-  </w:footnote>
-  <w:footnote w:id="22">
-    <w:p>
-      <w:pPr>
-        <w:pStyle w:val="footnote text"/>
-      </w:pPr>
-      <w:r>
-        <w:rPr>
-          <w:rStyle w:val="footnote reference"/>
-        </w:rPr>
-        <w:footnoteRef/>
-      </w:r>
-      <w:r>
-        <w:t xml:space="preserve"> </w:t>
-      </w:r>
-      <w:r>
-        <w:t xml:space="preserve">Kästner, C. (n.d.). *Software Engineering for AI-Enabled Systems*. CMU Open Access.</w:t>
-      </w:r>
-    </w:p>
-  </w:footnote>
-  <w:footnote w:id="23">
-    <w:p>
-      <w:pPr>
-        <w:pStyle w:val="footnote text"/>
-      </w:pPr>
-      <w:r>
-        <w:rPr>
-          <w:rStyle w:val="footnote reference"/>
-        </w:rPr>
-        <w:footnoteRef/>
-      </w:r>
-      <w:r>
-        <w:t xml:space="preserve"> </w:t>
-      </w:r>
-      <w:r>
-        <w:t xml:space="preserve">Kumar, V. (2019). Why ML system failures differ from traditional software failures.</w:t>
-      </w:r>
-    </w:p>
-  </w:footnote>
-  <w:footnote w:id="24">
-    <w:p>
-      <w:pPr>
-        <w:pStyle w:val="footnote text"/>
-      </w:pPr>
-      <w:r>
-        <w:rPr>
-          <w:rStyle w:val="footnote reference"/>
-        </w:rPr>
-        <w:footnoteRef/>
-      </w:r>
-      <w:r>
-        <w:t xml:space="preserve"> </w:t>
-      </w:r>
-      <w:r>
-        <w:t xml:space="preserve">He, X. (2025). Nondeterminism as a correctable system property.</w:t>
-      </w:r>
-    </w:p>
-  </w:footnote>
-  <w:footnote w:id="25">
-    <w:p>
-      <w:pPr>
-        <w:pStyle w:val="footnote text"/>
-      </w:pPr>
-      <w:r>
-        <w:rPr>
-          <w:rStyle w:val="footnote reference"/>
-        </w:rPr>
-        <w:footnoteRef/>
-      </w:r>
-      <w:r>
-        <w:t xml:space="preserve"> </w:t>
-      </w:r>
-      <w:r>
-        <w:t xml:space="preserve">Google SRE. *Blameless Postmortems and a Just Culture*. Google Site Reliability Engineering.</w:t>
-      </w:r>
-    </w:p>
-  </w:footnote>
-  <w:footnote w:id="26">
-    <w:p>
-      <w:pPr>
-        <w:pStyle w:val="footnote text"/>
-      </w:pPr>
-      <w:r>
-        <w:rPr>
-          <w:rStyle w:val="footnote reference"/>
-        </w:rPr>
-        <w:footnoteRef/>
-      </w:r>
-      <w:r>
-        <w:t xml:space="preserve"> </w:t>
-      </w:r>
-      <w:r>
-        <w:t xml:space="preserve">Cemri, M. et al. (2025). MAST: Structural failure modes in LLM-based systems.</w:t>
-      </w:r>
-    </w:p>
-  </w:footnote>
-  <w:footnote w:id="27">
     <w:p>
       <w:pPr>
         <w:pStyle w:val="footnote text"/>

--- a/export/ch03_draft_v5.docx
+++ b/export/ch03_draft_v5.docx
@@ -2527,7 +2527,7 @@
         <w:t xml:space="preserve"> </w:t>
       </w:r>
       <w:r>
-        <w:t xml:space="preserve">RAND Corporation (2024). AI 도입 분석 보고서.</w:t>
+        <w:t xml:space="preserve">James Ryseff, Brandon F. De Bruhl, Sydne J. Newberry. (2024). The Root Causes of Failure for Artificial Intelligence Projects and How They Can Succeed: Avoiding the Anti-Patterns of AI. https://www.rand.org/pubs/research_reports/RRA2680-1.html</w:t>
       </w:r>
     </w:p>
   </w:footnote>
@@ -2546,7 +2546,7 @@
         <w:t xml:space="preserve"> </w:t>
       </w:r>
       <w:r>
-        <w:t xml:space="preserve">Sculley, D. et al. (2015). Hidden Technical Debt in Machine Learning Systems. *NeurIPS 2015*.</w:t>
+        <w:t xml:space="preserve">D. Sculley, Gary Holt, Daniel Golovin, Eugene Davydov, Todd Phillips, Dietmar Ebner, Vinay Chaudhary, Michael Young, Jean-François Crespo, Dan Dennison. (2015). Hidden Technical Debt in Machine Learning Systems. https://papers.neurips.cc/paper/5656-hidden-technical-debt-in-machine-learning-systems.pdf</w:t>
       </w:r>
     </w:p>
   </w:footnote>
@@ -2565,7 +2565,7 @@
         <w:t xml:space="preserve"> </w:t>
       </w:r>
       <w:r>
-        <w:t xml:space="preserve">Huyen, C. (2022). *Designing Machine Learning Systems*. O'Reilly Media.</w:t>
+        <w:t xml:space="preserve">Chip Huyen. (2023). Building LLM Applications for Production. https://huyenchip.com/2023/04/11/llm-engineering.html</w:t>
       </w:r>
     </w:p>
   </w:footnote>
@@ -2584,7 +2584,7 @@
         <w:t xml:space="preserve"> </w:t>
       </w:r>
       <w:r>
-        <w:t xml:space="preserve">McKinsey &amp; Company. AI 채택-가치 격차(adoption-value gap) 조사 보고서.</w:t>
+        <w:t xml:space="preserve">Alex Singla, Alexander Sukharevsky, Lareina Yee, Michael Chui. (2024). The State of AI in Early 2024: Gen AI Adoption Spikes and Starts to Generate Value. https://www.mckinsey.com/capabilities/quantumblack/our-insights/the-state-of-ai-2024</w:t>
       </w:r>
     </w:p>
   </w:footnote>
@@ -2603,7 +2603,7 @@
         <w:t xml:space="preserve"> </w:t>
       </w:r>
       <w:r>
-        <w:t xml:space="preserve">Vinay, A. (2025). LLM failure modes analysis.</w:t>
+        <w:t xml:space="preserve">Vaishali Vinay. (2025). Failure Modes in LLM Systems: A System-Level Taxonomy for Reliable AI Applications. https://arxiv.org/abs/2511.19933</w:t>
       </w:r>
     </w:p>
   </w:footnote>
@@ -2622,7 +2622,7 @@
         <w:t xml:space="preserve"> </w:t>
       </w:r>
       <w:r>
-        <w:t xml:space="preserve">Ma, Y. (2025). Orchestration and runtime failure patterns in multi-agent systems.</w:t>
+        <w:t xml:space="preserve">Xuyan Ma. (2025). Demystifying the Lifecycle of Failures in Platform-Orchestrated Agentic Workflows. https://arxiv.org/abs/2509.23735</w:t>
       </w:r>
     </w:p>
   </w:footnote>
@@ -2641,7 +2641,7 @@
         <w:t xml:space="preserve"> </w:t>
       </w:r>
       <w:r>
-        <w:t xml:space="preserve">Paleyes, A. et al. (2022). Challenges in deploying machine learning: a survey of case studies. *ACM Computing Surveys*.</w:t>
+        <w:t xml:space="preserve">Andrei Paleyes, Raoul-Gabriel Urma, Neil D. Lawrence. (2022). Challenges in Deploying Machine Learning: A Survey of Case Studies. https://dl.acm.org/doi/full/10.1145/3533378</w:t>
       </w:r>
     </w:p>
   </w:footnote>
@@ -2660,7 +2660,7 @@
         <w:t xml:space="preserve"> </w:t>
       </w:r>
       <w:r>
-        <w:t xml:space="preserve">Joo, J. (2024). AI anthropomorphization and attribution error mechanisms.</w:t>
+        <w:t xml:space="preserve">Minjoo Joo. (2024). It's the AI's fault, not mine: Mind perception increases blame attribution to AI. https://journals.plos.org/plosone/article?id=10.1371/journal.pone.0314559</w:t>
       </w:r>
     </w:p>
   </w:footnote>
@@ -2679,7 +2679,7 @@
         <w:t xml:space="preserve"> </w:t>
       </w:r>
       <w:r>
-        <w:t xml:space="preserve">Tian, R. (2025). Why prompt engineering fails to resolve system-level failures.</w:t>
+        <w:t xml:space="preserve">Haoye Tian, Chong Wang, BoYang Yang, Lyuye Zhang, Yang Liu. (2025). A Taxonomy of Prompt Defects in LLM Systems. https://arxiv.org/abs/2509.14404</w:t>
       </w:r>
     </w:p>
   </w:footnote>
@@ -2698,7 +2698,7 @@
         <w:t xml:space="preserve"> </w:t>
       </w:r>
       <w:r>
-        <w:t xml:space="preserve">Holden, J. (2009). Aviation accident attribution history: from pilot error to system failure.</w:t>
+        <w:t xml:space="preserve">Richard J. Holden. (2009). People or Systems? To Blame Is Human. The Fix Is to Engineer. https://pmc.ncbi.nlm.nih.gov/articles/PMC3115647/</w:t>
       </w:r>
     </w:p>
   </w:footnote>
@@ -2717,7 +2717,7 @@
         <w:t xml:space="preserve"> </w:t>
       </w:r>
       <w:r>
-        <w:t xml:space="preserve">Kästner, C. (n.d.). *Software Engineering for AI-Enabled Systems*. CMU Open Access.</w:t>
+        <w:t xml:space="preserve">Christian Kästner. (2025). Machine Learning in Production: From Models to Products. https://mlip-cmu.github.io/book/</w:t>
       </w:r>
     </w:p>
   </w:footnote>
@@ -2736,7 +2736,7 @@
         <w:t xml:space="preserve"> </w:t>
       </w:r>
       <w:r>
-        <w:t xml:space="preserve">Kumar, V. (2019). Why ML system failures differ from traditional software failures.</w:t>
+        <w:t xml:space="preserve">Ram Shankar Siva Kumar, David O'Brien, Kendra Albert, Salome Viljoen, Jeffrey Snover. (2019). Failure Modes in Machine Learning Systems. https://arxiv.org/abs/1911.11034</w:t>
       </w:r>
     </w:p>
   </w:footnote>
@@ -2755,7 +2755,7 @@
         <w:t xml:space="preserve"> </w:t>
       </w:r>
       <w:r>
-        <w:t xml:space="preserve">He, X. (2025). Nondeterminism as a correctable system property.</w:t>
+        <w:t xml:space="preserve">Horace He, Thinking Machines Lab. (2025). Defeating Nondeterminism in LLM Inference. https://thinkingmachines.ai/blog/defeating-nondeterminism-in-llm-inference/</w:t>
       </w:r>
     </w:p>
   </w:footnote>
@@ -2774,7 +2774,7 @@
         <w:t xml:space="preserve"> </w:t>
       </w:r>
       <w:r>
-        <w:t xml:space="preserve">Google SRE. *Blameless Postmortems and a Just Culture*. Google Site Reliability Engineering.</w:t>
+        <w:t xml:space="preserve">Google SRE Team. (2017). Postmortem Culture: Learning from Failure (Google SRE Book, Chapter 15). https://sre.google/sre-book/postmortem-culture/</w:t>
       </w:r>
     </w:p>
   </w:footnote>
@@ -2793,7 +2793,7 @@
         <w:t xml:space="preserve"> </w:t>
       </w:r>
       <w:r>
-        <w:t xml:space="preserve">Cemri, M. et al. (2025). MAST: Structural failure modes in LLM-based systems.</w:t>
+        <w:t xml:space="preserve">Mert Cemri, Melissa Z. Pan, Shuyi Yang, Lakshya A. Agrawal, Bhavya Chopra, Rishabh Tiwari, Kurt Keutzer, Ion Stoica. (2025). Why Do Multi-Agent LLM Systems Fail?. https://arxiv.org/abs/2503.13657</w:t>
       </w:r>
     </w:p>
   </w:footnote>
@@ -2812,7 +2812,7 @@
         <w:t xml:space="preserve"> </w:t>
       </w:r>
       <w:r>
-        <w:t xml:space="preserve">Atil, B. (2024). Measuring nondeterminism in production LLM systems.</w:t>
+        <w:t xml:space="preserve">Berk Atil, Alexa Chittams, Liseng Fu, Ferhan Ture, Lixinyu Xu, Breck Baldwin. (2024). Non-Determinism of 'Deterministic' LLM Settings. https://arxiv.org/abs/2408.04667</w:t>
       </w:r>
     </w:p>
   </w:footnote>
